--- a/KURIKULUM2026_REVISI/DOCX/033_RUBRIK_HOLISTIK_DAN_SKALA_PERSEPSI.docx
+++ b/KURIKULUM2026_REVISI/DOCX/033_RUBRIK_HOLISTIK_DAN_SKALA_PERSEPSI.docx
@@ -82,9 +82,9 @@
       <w:r>
         <w:rPr>
           <w:color w:val="C8D2E1"/>
-          <w:sz w:val="16"/>
+          <w:sz w:val="14"/>
         </w:rPr>
-        <w:t>_________________________________________________________________________________</w:t>
+        <w:t>————————————————————————————————————————————————————————————————————————————————————————————————————————————————————————</w:t>
       </w:r>
     </w:p>
     <w:p>
@@ -256,9 +256,9 @@
       <w:r>
         <w:rPr>
           <w:color w:val="C8D2E1"/>
-          <w:sz w:val="16"/>
+          <w:sz w:val="14"/>
         </w:rPr>
-        <w:t>_________________________________________________________________________________</w:t>
+        <w:t>————————————————————————————————————————————————————————————————————————————————————————————————————————————————————————</w:t>
       </w:r>
     </w:p>
     <w:p>
@@ -354,9 +354,9 @@
         </w:tblBorders>
       </w:tblPr>
       <w:tblGrid>
-        <w:gridCol w:w="3010"/>
-        <w:gridCol w:w="3010"/>
-        <w:gridCol w:w="3010"/>
+        <w:gridCol w:w="4987"/>
+        <w:gridCol w:w="4987"/>
+        <w:gridCol w:w="4987"/>
       </w:tblGrid>
       <w:tr>
         <w:trPr>
@@ -366,7 +366,7 @@
         </w:trPr>
         <w:tc>
           <w:tcPr>
-            <w:tcW w:type="dxa" w:w="3010"/>
+            <w:tcW w:type="dxa" w:w="4987"/>
             <w:vAlign w:val="center"/>
             <w:shd w:fill="1F3864"/>
             <w:tcMar>
@@ -394,7 +394,7 @@
         </w:tc>
         <w:tc>
           <w:tcPr>
-            <w:tcW w:type="dxa" w:w="3010"/>
+            <w:tcW w:type="dxa" w:w="4987"/>
             <w:vAlign w:val="center"/>
             <w:shd w:fill="1F3864"/>
             <w:tcMar>
@@ -422,7 +422,7 @@
         </w:tc>
         <w:tc>
           <w:tcPr>
-            <w:tcW w:type="dxa" w:w="3010"/>
+            <w:tcW w:type="dxa" w:w="4987"/>
             <w:vAlign w:val="center"/>
             <w:shd w:fill="1F3864"/>
             <w:tcMar>
@@ -455,14 +455,14 @@
         </w:trPr>
         <w:tc>
           <w:tcPr>
-            <w:tcW w:type="dxa" w:w="3010"/>
+            <w:tcW w:type="dxa" w:w="4987"/>
             <w:vAlign w:val="center"/>
             <w:shd w:fill="FFFFFF"/>
             <w:tcMar>
-              <w:top w:w="80" w:type="dxa"/>
-              <w:bottom w:w="80" w:type="dxa"/>
-              <w:left w:w="100" w:type="dxa"/>
-              <w:right w:w="100" w:type="dxa"/>
+              <w:top w:w="70" w:type="dxa"/>
+              <w:bottom w:w="70" w:type="dxa"/>
+              <w:left w:w="90" w:type="dxa"/>
+              <w:right w:w="90" w:type="dxa"/>
             </w:tcMar>
           </w:tcPr>
           <w:p>
@@ -483,14 +483,14 @@
         </w:tc>
         <w:tc>
           <w:tcPr>
-            <w:tcW w:type="dxa" w:w="3010"/>
+            <w:tcW w:type="dxa" w:w="4987"/>
             <w:vAlign w:val="center"/>
             <w:shd w:fill="FFFFFF"/>
             <w:tcMar>
-              <w:top w:w="80" w:type="dxa"/>
-              <w:bottom w:w="80" w:type="dxa"/>
-              <w:left w:w="100" w:type="dxa"/>
-              <w:right w:w="100" w:type="dxa"/>
+              <w:top w:w="70" w:type="dxa"/>
+              <w:bottom w:w="70" w:type="dxa"/>
+              <w:left w:w="90" w:type="dxa"/>
+              <w:right w:w="90" w:type="dxa"/>
             </w:tcMar>
           </w:tcPr>
           <w:p>
@@ -510,14 +510,14 @@
         </w:tc>
         <w:tc>
           <w:tcPr>
-            <w:tcW w:type="dxa" w:w="3010"/>
+            <w:tcW w:type="dxa" w:w="4987"/>
             <w:vAlign w:val="center"/>
             <w:shd w:fill="FFFFFF"/>
             <w:tcMar>
-              <w:top w:w="80" w:type="dxa"/>
-              <w:bottom w:w="80" w:type="dxa"/>
-              <w:left w:w="100" w:type="dxa"/>
-              <w:right w:w="100" w:type="dxa"/>
+              <w:top w:w="70" w:type="dxa"/>
+              <w:bottom w:w="70" w:type="dxa"/>
+              <w:left w:w="90" w:type="dxa"/>
+              <w:right w:w="90" w:type="dxa"/>
             </w:tcMar>
           </w:tcPr>
           <w:p>
@@ -542,14 +542,14 @@
         </w:trPr>
         <w:tc>
           <w:tcPr>
-            <w:tcW w:type="dxa" w:w="3010"/>
+            <w:tcW w:type="dxa" w:w="4987"/>
             <w:vAlign w:val="center"/>
             <w:shd w:fill="F2F5F9"/>
             <w:tcMar>
-              <w:top w:w="80" w:type="dxa"/>
-              <w:bottom w:w="80" w:type="dxa"/>
-              <w:left w:w="100" w:type="dxa"/>
-              <w:right w:w="100" w:type="dxa"/>
+              <w:top w:w="70" w:type="dxa"/>
+              <w:bottom w:w="70" w:type="dxa"/>
+              <w:left w:w="90" w:type="dxa"/>
+              <w:right w:w="90" w:type="dxa"/>
             </w:tcMar>
           </w:tcPr>
           <w:p>
@@ -570,14 +570,14 @@
         </w:tc>
         <w:tc>
           <w:tcPr>
-            <w:tcW w:type="dxa" w:w="3010"/>
+            <w:tcW w:type="dxa" w:w="4987"/>
             <w:vAlign w:val="center"/>
             <w:shd w:fill="F2F5F9"/>
             <w:tcMar>
-              <w:top w:w="80" w:type="dxa"/>
-              <w:bottom w:w="80" w:type="dxa"/>
-              <w:left w:w="100" w:type="dxa"/>
-              <w:right w:w="100" w:type="dxa"/>
+              <w:top w:w="70" w:type="dxa"/>
+              <w:bottom w:w="70" w:type="dxa"/>
+              <w:left w:w="90" w:type="dxa"/>
+              <w:right w:w="90" w:type="dxa"/>
             </w:tcMar>
           </w:tcPr>
           <w:p>
@@ -597,14 +597,14 @@
         </w:tc>
         <w:tc>
           <w:tcPr>
-            <w:tcW w:type="dxa" w:w="3010"/>
+            <w:tcW w:type="dxa" w:w="4987"/>
             <w:vAlign w:val="center"/>
             <w:shd w:fill="F2F5F9"/>
             <w:tcMar>
-              <w:top w:w="80" w:type="dxa"/>
-              <w:bottom w:w="80" w:type="dxa"/>
-              <w:left w:w="100" w:type="dxa"/>
-              <w:right w:w="100" w:type="dxa"/>
+              <w:top w:w="70" w:type="dxa"/>
+              <w:bottom w:w="70" w:type="dxa"/>
+              <w:left w:w="90" w:type="dxa"/>
+              <w:right w:w="90" w:type="dxa"/>
             </w:tcMar>
           </w:tcPr>
           <w:p>
@@ -629,14 +629,14 @@
         </w:trPr>
         <w:tc>
           <w:tcPr>
-            <w:tcW w:type="dxa" w:w="3010"/>
+            <w:tcW w:type="dxa" w:w="4987"/>
             <w:vAlign w:val="center"/>
             <w:shd w:fill="FFFFFF"/>
             <w:tcMar>
-              <w:top w:w="80" w:type="dxa"/>
-              <w:bottom w:w="80" w:type="dxa"/>
-              <w:left w:w="100" w:type="dxa"/>
-              <w:right w:w="100" w:type="dxa"/>
+              <w:top w:w="70" w:type="dxa"/>
+              <w:bottom w:w="70" w:type="dxa"/>
+              <w:left w:w="90" w:type="dxa"/>
+              <w:right w:w="90" w:type="dxa"/>
             </w:tcMar>
           </w:tcPr>
           <w:p>
@@ -657,14 +657,14 @@
         </w:tc>
         <w:tc>
           <w:tcPr>
-            <w:tcW w:type="dxa" w:w="3010"/>
+            <w:tcW w:type="dxa" w:w="4987"/>
             <w:vAlign w:val="center"/>
             <w:shd w:fill="FFFFFF"/>
             <w:tcMar>
-              <w:top w:w="80" w:type="dxa"/>
-              <w:bottom w:w="80" w:type="dxa"/>
-              <w:left w:w="100" w:type="dxa"/>
-              <w:right w:w="100" w:type="dxa"/>
+              <w:top w:w="70" w:type="dxa"/>
+              <w:bottom w:w="70" w:type="dxa"/>
+              <w:left w:w="90" w:type="dxa"/>
+              <w:right w:w="90" w:type="dxa"/>
             </w:tcMar>
           </w:tcPr>
           <w:p>
@@ -693,14 +693,14 @@
         </w:tc>
         <w:tc>
           <w:tcPr>
-            <w:tcW w:type="dxa" w:w="3010"/>
+            <w:tcW w:type="dxa" w:w="4987"/>
             <w:vAlign w:val="center"/>
             <w:shd w:fill="FFFFFF"/>
             <w:tcMar>
-              <w:top w:w="80" w:type="dxa"/>
-              <w:bottom w:w="80" w:type="dxa"/>
-              <w:left w:w="100" w:type="dxa"/>
-              <w:right w:w="100" w:type="dxa"/>
+              <w:top w:w="70" w:type="dxa"/>
+              <w:bottom w:w="70" w:type="dxa"/>
+              <w:left w:w="90" w:type="dxa"/>
+              <w:right w:w="90" w:type="dxa"/>
             </w:tcMar>
           </w:tcPr>
           <w:p>
@@ -725,14 +725,14 @@
         </w:trPr>
         <w:tc>
           <w:tcPr>
-            <w:tcW w:type="dxa" w:w="3010"/>
+            <w:tcW w:type="dxa" w:w="4987"/>
             <w:vAlign w:val="center"/>
             <w:shd w:fill="F2F5F9"/>
             <w:tcMar>
-              <w:top w:w="80" w:type="dxa"/>
-              <w:bottom w:w="80" w:type="dxa"/>
-              <w:left w:w="100" w:type="dxa"/>
-              <w:right w:w="100" w:type="dxa"/>
+              <w:top w:w="70" w:type="dxa"/>
+              <w:bottom w:w="70" w:type="dxa"/>
+              <w:left w:w="90" w:type="dxa"/>
+              <w:right w:w="90" w:type="dxa"/>
             </w:tcMar>
           </w:tcPr>
           <w:p>
@@ -753,14 +753,14 @@
         </w:tc>
         <w:tc>
           <w:tcPr>
-            <w:tcW w:type="dxa" w:w="3010"/>
+            <w:tcW w:type="dxa" w:w="4987"/>
             <w:vAlign w:val="center"/>
             <w:shd w:fill="F2F5F9"/>
             <w:tcMar>
-              <w:top w:w="80" w:type="dxa"/>
-              <w:bottom w:w="80" w:type="dxa"/>
-              <w:left w:w="100" w:type="dxa"/>
-              <w:right w:w="100" w:type="dxa"/>
+              <w:top w:w="70" w:type="dxa"/>
+              <w:bottom w:w="70" w:type="dxa"/>
+              <w:left w:w="90" w:type="dxa"/>
+              <w:right w:w="90" w:type="dxa"/>
             </w:tcMar>
           </w:tcPr>
           <w:p>
@@ -780,14 +780,14 @@
         </w:tc>
         <w:tc>
           <w:tcPr>
-            <w:tcW w:type="dxa" w:w="3010"/>
+            <w:tcW w:type="dxa" w:w="4987"/>
             <w:vAlign w:val="center"/>
             <w:shd w:fill="F2F5F9"/>
             <w:tcMar>
-              <w:top w:w="80" w:type="dxa"/>
-              <w:bottom w:w="80" w:type="dxa"/>
-              <w:left w:w="100" w:type="dxa"/>
-              <w:right w:w="100" w:type="dxa"/>
+              <w:top w:w="70" w:type="dxa"/>
+              <w:bottom w:w="70" w:type="dxa"/>
+              <w:left w:w="90" w:type="dxa"/>
+              <w:right w:w="90" w:type="dxa"/>
             </w:tcMar>
           </w:tcPr>
           <w:p>
@@ -812,14 +812,14 @@
         </w:trPr>
         <w:tc>
           <w:tcPr>
-            <w:tcW w:type="dxa" w:w="3010"/>
+            <w:tcW w:type="dxa" w:w="4987"/>
             <w:vAlign w:val="center"/>
             <w:shd w:fill="FFFFFF"/>
             <w:tcMar>
-              <w:top w:w="80" w:type="dxa"/>
-              <w:bottom w:w="80" w:type="dxa"/>
-              <w:left w:w="100" w:type="dxa"/>
-              <w:right w:w="100" w:type="dxa"/>
+              <w:top w:w="70" w:type="dxa"/>
+              <w:bottom w:w="70" w:type="dxa"/>
+              <w:left w:w="90" w:type="dxa"/>
+              <w:right w:w="90" w:type="dxa"/>
             </w:tcMar>
           </w:tcPr>
           <w:p>
@@ -840,14 +840,14 @@
         </w:tc>
         <w:tc>
           <w:tcPr>
-            <w:tcW w:type="dxa" w:w="3010"/>
+            <w:tcW w:type="dxa" w:w="4987"/>
             <w:vAlign w:val="center"/>
             <w:shd w:fill="FFFFFF"/>
             <w:tcMar>
-              <w:top w:w="80" w:type="dxa"/>
-              <w:bottom w:w="80" w:type="dxa"/>
-              <w:left w:w="100" w:type="dxa"/>
-              <w:right w:w="100" w:type="dxa"/>
+              <w:top w:w="70" w:type="dxa"/>
+              <w:bottom w:w="70" w:type="dxa"/>
+              <w:left w:w="90" w:type="dxa"/>
+              <w:right w:w="90" w:type="dxa"/>
             </w:tcMar>
           </w:tcPr>
           <w:p>
@@ -867,14 +867,14 @@
         </w:tc>
         <w:tc>
           <w:tcPr>
-            <w:tcW w:type="dxa" w:w="3010"/>
+            <w:tcW w:type="dxa" w:w="4987"/>
             <w:vAlign w:val="center"/>
             <w:shd w:fill="FFFFFF"/>
             <w:tcMar>
-              <w:top w:w="80" w:type="dxa"/>
-              <w:bottom w:w="80" w:type="dxa"/>
-              <w:left w:w="100" w:type="dxa"/>
-              <w:right w:w="100" w:type="dxa"/>
+              <w:top w:w="70" w:type="dxa"/>
+              <w:bottom w:w="70" w:type="dxa"/>
+              <w:left w:w="90" w:type="dxa"/>
+              <w:right w:w="90" w:type="dxa"/>
             </w:tcMar>
           </w:tcPr>
           <w:p>
@@ -896,7 +896,7 @@
     </w:tbl>
     <w:p>
       <w:pPr>
-        <w:spacing w:after="120"/>
+        <w:spacing w:after="100"/>
       </w:pPr>
     </w:p>
     <w:tbl>
@@ -907,17 +907,17 @@
         <w:tblLook w:firstColumn="1" w:firstRow="1" w:lastColumn="0" w:lastRow="0" w:noHBand="0" w:noVBand="1" w:val="04A0"/>
       </w:tblPr>
       <w:tblGrid>
-        <w:gridCol w:w="9029"/>
+        <w:gridCol w:w="14962"/>
       </w:tblGrid>
       <w:tr>
         <w:tc>
           <w:tcPr>
-            <w:tcW w:type="dxa" w:w="9360"/>
+            <w:tcW w:type="dxa" w:w="14112"/>
             <w:shd w:fill="EEF4FB"/>
             <w:tcMar>
               <w:top w:w="120" w:type="dxa"/>
               <w:bottom w:w="120" w:type="dxa"/>
-              <w:left w:w="200" w:type="dxa"/>
+              <w:left w:w="180" w:type="dxa"/>
               <w:right w:w="150" w:type="dxa"/>
             </w:tcMar>
             <w:tcBorders>
@@ -934,11 +934,59 @@
             <w:r>
               <w:rPr>
                 <w:rFonts w:ascii="Calibri" w:hAnsi="Calibri"/>
+                <w:b/>
                 <w:i/>
-                <w:color w:val="1F3864"/>
-                <w:sz w:val="20"/>
+                <w:color w:val="262626"/>
+                <w:sz w:val="19"/>
               </w:rPr>
-              <w:t>**Catatan:** Rubrik ini dipakai untuk **penilaian sidang Capstone &amp; Tugas Akhir (Skripsi/Non-Skripsi)**. Bobot rubrik holistik dalam nilai akhir sidang: **40%** (sisanya: analitik 40% + portofolio 20%).</w:t>
+              <w:t>Catatan:</w:t>
+            </w:r>
+            <w:r>
+              <w:rPr>
+                <w:rFonts w:ascii="Calibri" w:hAnsi="Calibri"/>
+                <w:i/>
+                <w:color w:val="262626"/>
+                <w:sz w:val="19"/>
+              </w:rPr>
+              <w:t xml:space="preserve"> Rubrik ini dipakai untuk </w:t>
+            </w:r>
+            <w:r>
+              <w:rPr>
+                <w:rFonts w:ascii="Calibri" w:hAnsi="Calibri"/>
+                <w:b/>
+                <w:i/>
+                <w:color w:val="262626"/>
+                <w:sz w:val="19"/>
+              </w:rPr>
+              <w:t>penilaian sidang Capstone &amp; Tugas Akhir (Skripsi/Non-Skripsi)</w:t>
+            </w:r>
+            <w:r>
+              <w:rPr>
+                <w:rFonts w:ascii="Calibri" w:hAnsi="Calibri"/>
+                <w:i/>
+                <w:color w:val="262626"/>
+                <w:sz w:val="19"/>
+              </w:rPr>
+              <w:t xml:space="preserve">. Bobot rubrik holistik dalam nilai akhir sidang: </w:t>
+            </w:r>
+            <w:r>
+              <w:rPr>
+                <w:rFonts w:ascii="Calibri" w:hAnsi="Calibri"/>
+                <w:b/>
+                <w:i/>
+                <w:color w:val="262626"/>
+                <w:sz w:val="19"/>
+              </w:rPr>
+              <w:t>40%</w:t>
+            </w:r>
+            <w:r>
+              <w:rPr>
+                <w:rFonts w:ascii="Calibri" w:hAnsi="Calibri"/>
+                <w:i/>
+                <w:color w:val="262626"/>
+                <w:sz w:val="19"/>
+              </w:rPr>
+              <w:t xml:space="preserve"> (sisanya: analitik 40% + portofolio 20%).</w:t>
             </w:r>
           </w:p>
         </w:tc>
@@ -980,12 +1028,12 @@
         </w:tblBorders>
       </w:tblPr>
       <w:tblGrid>
-        <w:gridCol w:w="1505"/>
-        <w:gridCol w:w="1505"/>
-        <w:gridCol w:w="1505"/>
-        <w:gridCol w:w="1505"/>
-        <w:gridCol w:w="1505"/>
-        <w:gridCol w:w="1505"/>
+        <w:gridCol w:w="2494"/>
+        <w:gridCol w:w="2494"/>
+        <w:gridCol w:w="2494"/>
+        <w:gridCol w:w="2494"/>
+        <w:gridCol w:w="2494"/>
+        <w:gridCol w:w="2494"/>
       </w:tblGrid>
       <w:tr>
         <w:trPr>
@@ -995,7 +1043,7 @@
         </w:trPr>
         <w:tc>
           <w:tcPr>
-            <w:tcW w:type="dxa" w:w="1505"/>
+            <w:tcW w:type="dxa" w:w="2494"/>
             <w:vAlign w:val="center"/>
             <w:shd w:fill="1F3864"/>
             <w:tcMar>
@@ -1023,7 +1071,7 @@
         </w:tc>
         <w:tc>
           <w:tcPr>
-            <w:tcW w:type="dxa" w:w="1505"/>
+            <w:tcW w:type="dxa" w:w="2494"/>
             <w:vAlign w:val="center"/>
             <w:shd w:fill="1F3864"/>
             <w:tcMar>
@@ -1051,7 +1099,7 @@
         </w:tc>
         <w:tc>
           <w:tcPr>
-            <w:tcW w:type="dxa" w:w="1505"/>
+            <w:tcW w:type="dxa" w:w="2494"/>
             <w:vAlign w:val="center"/>
             <w:shd w:fill="1F3864"/>
             <w:tcMar>
@@ -1079,7 +1127,7 @@
         </w:tc>
         <w:tc>
           <w:tcPr>
-            <w:tcW w:type="dxa" w:w="1505"/>
+            <w:tcW w:type="dxa" w:w="2494"/>
             <w:vAlign w:val="center"/>
             <w:shd w:fill="1F3864"/>
             <w:tcMar>
@@ -1107,7 +1155,7 @@
         </w:tc>
         <w:tc>
           <w:tcPr>
-            <w:tcW w:type="dxa" w:w="1505"/>
+            <w:tcW w:type="dxa" w:w="2494"/>
             <w:vAlign w:val="center"/>
             <w:shd w:fill="1F3864"/>
             <w:tcMar>
@@ -1135,7 +1183,7 @@
         </w:tc>
         <w:tc>
           <w:tcPr>
-            <w:tcW w:type="dxa" w:w="1505"/>
+            <w:tcW w:type="dxa" w:w="2494"/>
             <w:vAlign w:val="center"/>
             <w:shd w:fill="1F3864"/>
             <w:tcMar>
@@ -1168,14 +1216,14 @@
         </w:trPr>
         <w:tc>
           <w:tcPr>
-            <w:tcW w:type="dxa" w:w="1505"/>
+            <w:tcW w:type="dxa" w:w="2494"/>
             <w:vAlign w:val="center"/>
             <w:shd w:fill="FFFFFF"/>
             <w:tcMar>
-              <w:top w:w="80" w:type="dxa"/>
-              <w:bottom w:w="80" w:type="dxa"/>
-              <w:left w:w="100" w:type="dxa"/>
-              <w:right w:w="100" w:type="dxa"/>
+              <w:top w:w="70" w:type="dxa"/>
+              <w:bottom w:w="70" w:type="dxa"/>
+              <w:left w:w="90" w:type="dxa"/>
+              <w:right w:w="90" w:type="dxa"/>
             </w:tcMar>
           </w:tcPr>
           <w:p>
@@ -1188,7 +1236,7 @@
                 <w:rFonts w:ascii="Calibri" w:hAnsi="Calibri"/>
                 <w:b/>
                 <w:color w:val="262626"/>
-                <w:sz w:val="19"/>
+                <w:sz w:val="18"/>
               </w:rPr>
               <w:t>Sikap (S1)</w:t>
             </w:r>
@@ -1196,14 +1244,14 @@
         </w:tc>
         <w:tc>
           <w:tcPr>
-            <w:tcW w:type="dxa" w:w="1505"/>
+            <w:tcW w:type="dxa" w:w="2494"/>
             <w:vAlign w:val="center"/>
             <w:shd w:fill="FFFFFF"/>
             <w:tcMar>
-              <w:top w:w="80" w:type="dxa"/>
-              <w:bottom w:w="80" w:type="dxa"/>
-              <w:left w:w="100" w:type="dxa"/>
-              <w:right w:w="100" w:type="dxa"/>
+              <w:top w:w="70" w:type="dxa"/>
+              <w:bottom w:w="70" w:type="dxa"/>
+              <w:left w:w="90" w:type="dxa"/>
+              <w:right w:w="90" w:type="dxa"/>
             </w:tcMar>
           </w:tcPr>
           <w:p>
@@ -1215,7 +1263,7 @@
               <w:rPr>
                 <w:rFonts w:ascii="Calibri" w:hAnsi="Calibri"/>
                 <w:color w:val="262626"/>
-                <w:sz w:val="19"/>
+                <w:sz w:val="18"/>
               </w:rPr>
               <w:t>Teladan integritas, proaktif, kolaboratif lintas budaya</w:t>
             </w:r>
@@ -1223,14 +1271,14 @@
         </w:tc>
         <w:tc>
           <w:tcPr>
-            <w:tcW w:type="dxa" w:w="1505"/>
+            <w:tcW w:type="dxa" w:w="2494"/>
             <w:vAlign w:val="center"/>
             <w:shd w:fill="FFFFFF"/>
             <w:tcMar>
-              <w:top w:w="80" w:type="dxa"/>
-              <w:bottom w:w="80" w:type="dxa"/>
-              <w:left w:w="100" w:type="dxa"/>
-              <w:right w:w="100" w:type="dxa"/>
+              <w:top w:w="70" w:type="dxa"/>
+              <w:bottom w:w="70" w:type="dxa"/>
+              <w:left w:w="90" w:type="dxa"/>
+              <w:right w:w="90" w:type="dxa"/>
             </w:tcMar>
           </w:tcPr>
           <w:p>
@@ -1242,7 +1290,7 @@
               <w:rPr>
                 <w:rFonts w:ascii="Calibri" w:hAnsi="Calibri"/>
                 <w:color w:val="262626"/>
-                <w:sz w:val="19"/>
+                <w:sz w:val="18"/>
               </w:rPr>
               <w:t>Integritas &amp; kolaboratif konsisten</w:t>
             </w:r>
@@ -1250,14 +1298,14 @@
         </w:tc>
         <w:tc>
           <w:tcPr>
-            <w:tcW w:type="dxa" w:w="1505"/>
+            <w:tcW w:type="dxa" w:w="2494"/>
             <w:vAlign w:val="center"/>
             <w:shd w:fill="FFFFFF"/>
             <w:tcMar>
-              <w:top w:w="80" w:type="dxa"/>
-              <w:bottom w:w="80" w:type="dxa"/>
-              <w:left w:w="100" w:type="dxa"/>
-              <w:right w:w="100" w:type="dxa"/>
+              <w:top w:w="70" w:type="dxa"/>
+              <w:bottom w:w="70" w:type="dxa"/>
+              <w:left w:w="90" w:type="dxa"/>
+              <w:right w:w="90" w:type="dxa"/>
             </w:tcMar>
           </w:tcPr>
           <w:p>
@@ -1269,7 +1317,7 @@
               <w:rPr>
                 <w:rFonts w:ascii="Calibri" w:hAnsi="Calibri"/>
                 <w:color w:val="262626"/>
-                <w:sz w:val="19"/>
+                <w:sz w:val="18"/>
               </w:rPr>
               <w:t>Jujur, disiplin, kolaboratif</w:t>
             </w:r>
@@ -1277,14 +1325,14 @@
         </w:tc>
         <w:tc>
           <w:tcPr>
-            <w:tcW w:type="dxa" w:w="1505"/>
+            <w:tcW w:type="dxa" w:w="2494"/>
             <w:vAlign w:val="center"/>
             <w:shd w:fill="FFFFFF"/>
             <w:tcMar>
-              <w:top w:w="80" w:type="dxa"/>
-              <w:bottom w:w="80" w:type="dxa"/>
-              <w:left w:w="100" w:type="dxa"/>
-              <w:right w:w="100" w:type="dxa"/>
+              <w:top w:w="70" w:type="dxa"/>
+              <w:bottom w:w="70" w:type="dxa"/>
+              <w:left w:w="90" w:type="dxa"/>
+              <w:right w:w="90" w:type="dxa"/>
             </w:tcMar>
           </w:tcPr>
           <w:p>
@@ -1296,7 +1344,7 @@
               <w:rPr>
                 <w:rFonts w:ascii="Calibri" w:hAnsi="Calibri"/>
                 <w:color w:val="262626"/>
-                <w:sz w:val="19"/>
+                <w:sz w:val="18"/>
               </w:rPr>
               <w:t>Sering tidak disiplin / tidak jujur</w:t>
             </w:r>
@@ -1304,14 +1352,14 @@
         </w:tc>
         <w:tc>
           <w:tcPr>
-            <w:tcW w:type="dxa" w:w="1505"/>
+            <w:tcW w:type="dxa" w:w="2494"/>
             <w:vAlign w:val="center"/>
             <w:shd w:fill="FFFFFF"/>
             <w:tcMar>
-              <w:top w:w="80" w:type="dxa"/>
-              <w:bottom w:w="80" w:type="dxa"/>
-              <w:left w:w="100" w:type="dxa"/>
-              <w:right w:w="100" w:type="dxa"/>
+              <w:top w:w="70" w:type="dxa"/>
+              <w:bottom w:w="70" w:type="dxa"/>
+              <w:left w:w="90" w:type="dxa"/>
+              <w:right w:w="90" w:type="dxa"/>
             </w:tcMar>
           </w:tcPr>
           <w:p>
@@ -1323,7 +1371,7 @@
               <w:rPr>
                 <w:rFonts w:ascii="Calibri" w:hAnsi="Calibri"/>
                 <w:color w:val="262626"/>
-                <w:sz w:val="19"/>
+                <w:sz w:val="18"/>
               </w:rPr>
               <w:t>Tidak jujur / tidak bertanggung jawab</w:t>
             </w:r>
@@ -1336,14 +1384,14 @@
         </w:trPr>
         <w:tc>
           <w:tcPr>
-            <w:tcW w:type="dxa" w:w="1505"/>
+            <w:tcW w:type="dxa" w:w="2494"/>
             <w:vAlign w:val="center"/>
             <w:shd w:fill="F2F5F9"/>
             <w:tcMar>
-              <w:top w:w="80" w:type="dxa"/>
-              <w:bottom w:w="80" w:type="dxa"/>
-              <w:left w:w="100" w:type="dxa"/>
-              <w:right w:w="100" w:type="dxa"/>
+              <w:top w:w="70" w:type="dxa"/>
+              <w:bottom w:w="70" w:type="dxa"/>
+              <w:left w:w="90" w:type="dxa"/>
+              <w:right w:w="90" w:type="dxa"/>
             </w:tcMar>
           </w:tcPr>
           <w:p>
@@ -1356,7 +1404,7 @@
                 <w:rFonts w:ascii="Calibri" w:hAnsi="Calibri"/>
                 <w:b/>
                 <w:color w:val="262626"/>
-                <w:sz w:val="19"/>
+                <w:sz w:val="18"/>
               </w:rPr>
               <w:t>Pengetahuan (P1–P4)</w:t>
             </w:r>
@@ -1364,14 +1412,14 @@
         </w:tc>
         <w:tc>
           <w:tcPr>
-            <w:tcW w:type="dxa" w:w="1505"/>
+            <w:tcW w:type="dxa" w:w="2494"/>
             <w:vAlign w:val="center"/>
             <w:shd w:fill="F2F5F9"/>
             <w:tcMar>
-              <w:top w:w="80" w:type="dxa"/>
-              <w:bottom w:w="80" w:type="dxa"/>
-              <w:left w:w="100" w:type="dxa"/>
-              <w:right w:w="100" w:type="dxa"/>
+              <w:top w:w="70" w:type="dxa"/>
+              <w:bottom w:w="70" w:type="dxa"/>
+              <w:left w:w="90" w:type="dxa"/>
+              <w:right w:w="90" w:type="dxa"/>
             </w:tcMar>
           </w:tcPr>
           <w:p>
@@ -1383,7 +1431,7 @@
               <w:rPr>
                 <w:rFonts w:ascii="Calibri" w:hAnsi="Calibri"/>
                 <w:color w:val="262626"/>
-                <w:sz w:val="19"/>
+                <w:sz w:val="18"/>
               </w:rPr>
               <w:t>Menguasai konsep mendalam, mampu sintesis lintas disiplin</w:t>
             </w:r>
@@ -1391,14 +1439,14 @@
         </w:tc>
         <w:tc>
           <w:tcPr>
-            <w:tcW w:type="dxa" w:w="1505"/>
+            <w:tcW w:type="dxa" w:w="2494"/>
             <w:vAlign w:val="center"/>
             <w:shd w:fill="F2F5F9"/>
             <w:tcMar>
-              <w:top w:w="80" w:type="dxa"/>
-              <w:bottom w:w="80" w:type="dxa"/>
-              <w:left w:w="100" w:type="dxa"/>
-              <w:right w:w="100" w:type="dxa"/>
+              <w:top w:w="70" w:type="dxa"/>
+              <w:bottom w:w="70" w:type="dxa"/>
+              <w:left w:w="90" w:type="dxa"/>
+              <w:right w:w="90" w:type="dxa"/>
             </w:tcMar>
           </w:tcPr>
           <w:p>
@@ -1410,7 +1458,7 @@
               <w:rPr>
                 <w:rFonts w:ascii="Calibri" w:hAnsi="Calibri"/>
                 <w:color w:val="262626"/>
-                <w:sz w:val="19"/>
+                <w:sz w:val="18"/>
               </w:rPr>
               <w:t>Menguasai konsep &amp; mampu analisis</w:t>
             </w:r>
@@ -1418,14 +1466,14 @@
         </w:tc>
         <w:tc>
           <w:tcPr>
-            <w:tcW w:type="dxa" w:w="1505"/>
+            <w:tcW w:type="dxa" w:w="2494"/>
             <w:vAlign w:val="center"/>
             <w:shd w:fill="F2F5F9"/>
             <w:tcMar>
-              <w:top w:w="80" w:type="dxa"/>
-              <w:bottom w:w="80" w:type="dxa"/>
-              <w:left w:w="100" w:type="dxa"/>
-              <w:right w:w="100" w:type="dxa"/>
+              <w:top w:w="70" w:type="dxa"/>
+              <w:bottom w:w="70" w:type="dxa"/>
+              <w:left w:w="90" w:type="dxa"/>
+              <w:right w:w="90" w:type="dxa"/>
             </w:tcMar>
           </w:tcPr>
           <w:p>
@@ -1437,7 +1485,7 @@
               <w:rPr>
                 <w:rFonts w:ascii="Calibri" w:hAnsi="Calibri"/>
                 <w:color w:val="262626"/>
-                <w:sz w:val="19"/>
+                <w:sz w:val="18"/>
               </w:rPr>
               <w:t>Memahami konsep &amp; menerapkan</w:t>
             </w:r>
@@ -1445,14 +1493,14 @@
         </w:tc>
         <w:tc>
           <w:tcPr>
-            <w:tcW w:type="dxa" w:w="1505"/>
+            <w:tcW w:type="dxa" w:w="2494"/>
             <w:vAlign w:val="center"/>
             <w:shd w:fill="F2F5F9"/>
             <w:tcMar>
-              <w:top w:w="80" w:type="dxa"/>
-              <w:bottom w:w="80" w:type="dxa"/>
-              <w:left w:w="100" w:type="dxa"/>
-              <w:right w:w="100" w:type="dxa"/>
+              <w:top w:w="70" w:type="dxa"/>
+              <w:bottom w:w="70" w:type="dxa"/>
+              <w:left w:w="90" w:type="dxa"/>
+              <w:right w:w="90" w:type="dxa"/>
             </w:tcMar>
           </w:tcPr>
           <w:p>
@@ -1464,7 +1512,7 @@
               <w:rPr>
                 <w:rFonts w:ascii="Calibri" w:hAnsi="Calibri"/>
                 <w:color w:val="262626"/>
-                <w:sz w:val="19"/>
+                <w:sz w:val="18"/>
               </w:rPr>
               <w:t>Pemahaman parsial, tidak bisa menerapkan</w:t>
             </w:r>
@@ -1472,14 +1520,14 @@
         </w:tc>
         <w:tc>
           <w:tcPr>
-            <w:tcW w:type="dxa" w:w="1505"/>
+            <w:tcW w:type="dxa" w:w="2494"/>
             <w:vAlign w:val="center"/>
             <w:shd w:fill="F2F5F9"/>
             <w:tcMar>
-              <w:top w:w="80" w:type="dxa"/>
-              <w:bottom w:w="80" w:type="dxa"/>
-              <w:left w:w="100" w:type="dxa"/>
-              <w:right w:w="100" w:type="dxa"/>
+              <w:top w:w="70" w:type="dxa"/>
+              <w:bottom w:w="70" w:type="dxa"/>
+              <w:left w:w="90" w:type="dxa"/>
+              <w:right w:w="90" w:type="dxa"/>
             </w:tcMar>
           </w:tcPr>
           <w:p>
@@ -1491,7 +1539,7 @@
               <w:rPr>
                 <w:rFonts w:ascii="Calibri" w:hAnsi="Calibri"/>
                 <w:color w:val="262626"/>
-                <w:sz w:val="19"/>
+                <w:sz w:val="18"/>
               </w:rPr>
               <w:t>Tidak memahami konsep dasar</w:t>
             </w:r>
@@ -1504,14 +1552,14 @@
         </w:trPr>
         <w:tc>
           <w:tcPr>
-            <w:tcW w:type="dxa" w:w="1505"/>
+            <w:tcW w:type="dxa" w:w="2494"/>
             <w:vAlign w:val="center"/>
             <w:shd w:fill="FFFFFF"/>
             <w:tcMar>
-              <w:top w:w="80" w:type="dxa"/>
-              <w:bottom w:w="80" w:type="dxa"/>
-              <w:left w:w="100" w:type="dxa"/>
-              <w:right w:w="100" w:type="dxa"/>
+              <w:top w:w="70" w:type="dxa"/>
+              <w:bottom w:w="70" w:type="dxa"/>
+              <w:left w:w="90" w:type="dxa"/>
+              <w:right w:w="90" w:type="dxa"/>
             </w:tcMar>
           </w:tcPr>
           <w:p>
@@ -1524,7 +1572,7 @@
                 <w:rFonts w:ascii="Calibri" w:hAnsi="Calibri"/>
                 <w:b/>
                 <w:color w:val="262626"/>
-                <w:sz w:val="19"/>
+                <w:sz w:val="18"/>
               </w:rPr>
               <w:t>Keterampilan Umum (KU1–KU3)</w:t>
             </w:r>
@@ -1532,14 +1580,14 @@
         </w:tc>
         <w:tc>
           <w:tcPr>
-            <w:tcW w:type="dxa" w:w="1505"/>
+            <w:tcW w:type="dxa" w:w="2494"/>
             <w:vAlign w:val="center"/>
             <w:shd w:fill="FFFFFF"/>
             <w:tcMar>
-              <w:top w:w="80" w:type="dxa"/>
-              <w:bottom w:w="80" w:type="dxa"/>
-              <w:left w:w="100" w:type="dxa"/>
-              <w:right w:w="100" w:type="dxa"/>
+              <w:top w:w="70" w:type="dxa"/>
+              <w:bottom w:w="70" w:type="dxa"/>
+              <w:left w:w="90" w:type="dxa"/>
+              <w:right w:w="90" w:type="dxa"/>
             </w:tcMar>
           </w:tcPr>
           <w:p>
@@ -1551,7 +1599,7 @@
               <w:rPr>
                 <w:rFonts w:ascii="Calibri" w:hAnsi="Calibri"/>
                 <w:color w:val="262626"/>
-                <w:sz w:val="19"/>
+                <w:sz w:val="18"/>
               </w:rPr>
               <w:t>Komunikasi &amp; kolaborasi tingkat lanjut, pemecahan masalah kompleks</w:t>
             </w:r>
@@ -1559,14 +1607,14 @@
         </w:tc>
         <w:tc>
           <w:tcPr>
-            <w:tcW w:type="dxa" w:w="1505"/>
+            <w:tcW w:type="dxa" w:w="2494"/>
             <w:vAlign w:val="center"/>
             <w:shd w:fill="FFFFFF"/>
             <w:tcMar>
-              <w:top w:w="80" w:type="dxa"/>
-              <w:bottom w:w="80" w:type="dxa"/>
-              <w:left w:w="100" w:type="dxa"/>
-              <w:right w:w="100" w:type="dxa"/>
+              <w:top w:w="70" w:type="dxa"/>
+              <w:bottom w:w="70" w:type="dxa"/>
+              <w:left w:w="90" w:type="dxa"/>
+              <w:right w:w="90" w:type="dxa"/>
             </w:tcMar>
           </w:tcPr>
           <w:p>
@@ -1578,7 +1626,7 @@
               <w:rPr>
                 <w:rFonts w:ascii="Calibri" w:hAnsi="Calibri"/>
                 <w:color w:val="262626"/>
-                <w:sz w:val="19"/>
+                <w:sz w:val="18"/>
               </w:rPr>
               <w:t>Komunikasi &amp; kolaborasi efektif</w:t>
             </w:r>
@@ -1586,14 +1634,14 @@
         </w:tc>
         <w:tc>
           <w:tcPr>
-            <w:tcW w:type="dxa" w:w="1505"/>
+            <w:tcW w:type="dxa" w:w="2494"/>
             <w:vAlign w:val="center"/>
             <w:shd w:fill="FFFFFF"/>
             <w:tcMar>
-              <w:top w:w="80" w:type="dxa"/>
-              <w:bottom w:w="80" w:type="dxa"/>
-              <w:left w:w="100" w:type="dxa"/>
-              <w:right w:w="100" w:type="dxa"/>
+              <w:top w:w="70" w:type="dxa"/>
+              <w:bottom w:w="70" w:type="dxa"/>
+              <w:left w:w="90" w:type="dxa"/>
+              <w:right w:w="90" w:type="dxa"/>
             </w:tcMar>
           </w:tcPr>
           <w:p>
@@ -1605,7 +1653,7 @@
               <w:rPr>
                 <w:rFonts w:ascii="Calibri" w:hAnsi="Calibri"/>
                 <w:color w:val="262626"/>
-                <w:sz w:val="19"/>
+                <w:sz w:val="18"/>
               </w:rPr>
               <w:t>Komunikasi &amp; kolaborasi memadai</w:t>
             </w:r>
@@ -1613,14 +1661,14 @@
         </w:tc>
         <w:tc>
           <w:tcPr>
-            <w:tcW w:type="dxa" w:w="1505"/>
+            <w:tcW w:type="dxa" w:w="2494"/>
             <w:vAlign w:val="center"/>
             <w:shd w:fill="FFFFFF"/>
             <w:tcMar>
-              <w:top w:w="80" w:type="dxa"/>
-              <w:bottom w:w="80" w:type="dxa"/>
-              <w:left w:w="100" w:type="dxa"/>
-              <w:right w:w="100" w:type="dxa"/>
+              <w:top w:w="70" w:type="dxa"/>
+              <w:bottom w:w="70" w:type="dxa"/>
+              <w:left w:w="90" w:type="dxa"/>
+              <w:right w:w="90" w:type="dxa"/>
             </w:tcMar>
           </w:tcPr>
           <w:p>
@@ -1632,7 +1680,7 @@
               <w:rPr>
                 <w:rFonts w:ascii="Calibri" w:hAnsi="Calibri"/>
                 <w:color w:val="262626"/>
-                <w:sz w:val="19"/>
+                <w:sz w:val="18"/>
               </w:rPr>
               <w:t>Komunikasi / kolaborasi terbatas</w:t>
             </w:r>
@@ -1640,14 +1688,14 @@
         </w:tc>
         <w:tc>
           <w:tcPr>
-            <w:tcW w:type="dxa" w:w="1505"/>
+            <w:tcW w:type="dxa" w:w="2494"/>
             <w:vAlign w:val="center"/>
             <w:shd w:fill="FFFFFF"/>
             <w:tcMar>
-              <w:top w:w="80" w:type="dxa"/>
-              <w:bottom w:w="80" w:type="dxa"/>
-              <w:left w:w="100" w:type="dxa"/>
-              <w:right w:w="100" w:type="dxa"/>
+              <w:top w:w="70" w:type="dxa"/>
+              <w:bottom w:w="70" w:type="dxa"/>
+              <w:left w:w="90" w:type="dxa"/>
+              <w:right w:w="90" w:type="dxa"/>
             </w:tcMar>
           </w:tcPr>
           <w:p>
@@ -1659,7 +1707,7 @@
               <w:rPr>
                 <w:rFonts w:ascii="Calibri" w:hAnsi="Calibri"/>
                 <w:color w:val="262626"/>
-                <w:sz w:val="19"/>
+                <w:sz w:val="18"/>
               </w:rPr>
               <w:t>Tidak mampu berkomunikasi/berkolaborasi</w:t>
             </w:r>
@@ -1672,14 +1720,14 @@
         </w:trPr>
         <w:tc>
           <w:tcPr>
-            <w:tcW w:type="dxa" w:w="1505"/>
+            <w:tcW w:type="dxa" w:w="2494"/>
             <w:vAlign w:val="center"/>
             <w:shd w:fill="F2F5F9"/>
             <w:tcMar>
-              <w:top w:w="80" w:type="dxa"/>
-              <w:bottom w:w="80" w:type="dxa"/>
-              <w:left w:w="100" w:type="dxa"/>
-              <w:right w:w="100" w:type="dxa"/>
+              <w:top w:w="70" w:type="dxa"/>
+              <w:bottom w:w="70" w:type="dxa"/>
+              <w:left w:w="90" w:type="dxa"/>
+              <w:right w:w="90" w:type="dxa"/>
             </w:tcMar>
           </w:tcPr>
           <w:p>
@@ -1692,7 +1740,7 @@
                 <w:rFonts w:ascii="Calibri" w:hAnsi="Calibri"/>
                 <w:b/>
                 <w:color w:val="262626"/>
-                <w:sz w:val="19"/>
+                <w:sz w:val="18"/>
               </w:rPr>
               <w:t>Keterampilan Khusus (KK1–KK6)</w:t>
             </w:r>
@@ -1700,14 +1748,14 @@
         </w:tc>
         <w:tc>
           <w:tcPr>
-            <w:tcW w:type="dxa" w:w="1505"/>
+            <w:tcW w:type="dxa" w:w="2494"/>
             <w:vAlign w:val="center"/>
             <w:shd w:fill="F2F5F9"/>
             <w:tcMar>
-              <w:top w:w="80" w:type="dxa"/>
-              <w:bottom w:w="80" w:type="dxa"/>
-              <w:left w:w="100" w:type="dxa"/>
-              <w:right w:w="100" w:type="dxa"/>
+              <w:top w:w="70" w:type="dxa"/>
+              <w:bottom w:w="70" w:type="dxa"/>
+              <w:left w:w="90" w:type="dxa"/>
+              <w:right w:w="90" w:type="dxa"/>
             </w:tcMar>
           </w:tcPr>
           <w:p>
@@ -1719,7 +1767,7 @@
               <w:rPr>
                 <w:rFonts w:ascii="Calibri" w:hAnsi="Calibri"/>
                 <w:color w:val="262626"/>
-                <w:sz w:val="19"/>
+                <w:sz w:val="18"/>
               </w:rPr>
               <w:t>Rekayasa sistem cerdas inovatif, release-ready</w:t>
             </w:r>
@@ -1727,14 +1775,14 @@
         </w:tc>
         <w:tc>
           <w:tcPr>
-            <w:tcW w:type="dxa" w:w="1505"/>
+            <w:tcW w:type="dxa" w:w="2494"/>
             <w:vAlign w:val="center"/>
             <w:shd w:fill="F2F5F9"/>
             <w:tcMar>
-              <w:top w:w="80" w:type="dxa"/>
-              <w:bottom w:w="80" w:type="dxa"/>
-              <w:left w:w="100" w:type="dxa"/>
-              <w:right w:w="100" w:type="dxa"/>
+              <w:top w:w="70" w:type="dxa"/>
+              <w:bottom w:w="70" w:type="dxa"/>
+              <w:left w:w="90" w:type="dxa"/>
+              <w:right w:w="90" w:type="dxa"/>
             </w:tcMar>
           </w:tcPr>
           <w:p>
@@ -1746,7 +1794,7 @@
               <w:rPr>
                 <w:rFonts w:ascii="Calibri" w:hAnsi="Calibri"/>
                 <w:color w:val="262626"/>
-                <w:sz w:val="19"/>
+                <w:sz w:val="18"/>
               </w:rPr>
               <w:t>Rekayasa sistem cerdas standar industri</w:t>
             </w:r>
@@ -1754,14 +1802,14 @@
         </w:tc>
         <w:tc>
           <w:tcPr>
-            <w:tcW w:type="dxa" w:w="1505"/>
+            <w:tcW w:type="dxa" w:w="2494"/>
             <w:vAlign w:val="center"/>
             <w:shd w:fill="F2F5F9"/>
             <w:tcMar>
-              <w:top w:w="80" w:type="dxa"/>
-              <w:bottom w:w="80" w:type="dxa"/>
-              <w:left w:w="100" w:type="dxa"/>
-              <w:right w:w="100" w:type="dxa"/>
+              <w:top w:w="70" w:type="dxa"/>
+              <w:bottom w:w="70" w:type="dxa"/>
+              <w:left w:w="90" w:type="dxa"/>
+              <w:right w:w="90" w:type="dxa"/>
             </w:tcMar>
           </w:tcPr>
           <w:p>
@@ -1773,7 +1821,7 @@
               <w:rPr>
                 <w:rFonts w:ascii="Calibri" w:hAnsi="Calibri"/>
                 <w:color w:val="262626"/>
-                <w:sz w:val="19"/>
+                <w:sz w:val="18"/>
               </w:rPr>
               <w:t>Rekayasa sistem fungsional, memenuhi spesifikasi</w:t>
             </w:r>
@@ -1781,14 +1829,14 @@
         </w:tc>
         <w:tc>
           <w:tcPr>
-            <w:tcW w:type="dxa" w:w="1505"/>
+            <w:tcW w:type="dxa" w:w="2494"/>
             <w:vAlign w:val="center"/>
             <w:shd w:fill="F2F5F9"/>
             <w:tcMar>
-              <w:top w:w="80" w:type="dxa"/>
-              <w:bottom w:w="80" w:type="dxa"/>
-              <w:left w:w="100" w:type="dxa"/>
-              <w:right w:w="100" w:type="dxa"/>
+              <w:top w:w="70" w:type="dxa"/>
+              <w:bottom w:w="70" w:type="dxa"/>
+              <w:left w:w="90" w:type="dxa"/>
+              <w:right w:w="90" w:type="dxa"/>
             </w:tcMar>
           </w:tcPr>
           <w:p>
@@ -1800,7 +1848,7 @@
               <w:rPr>
                 <w:rFonts w:ascii="Calibri" w:hAnsi="Calibri"/>
                 <w:color w:val="262626"/>
-                <w:sz w:val="19"/>
+                <w:sz w:val="18"/>
               </w:rPr>
               <w:t>Sistem tidak fungsional / cacat fatal</w:t>
             </w:r>
@@ -1808,14 +1856,14 @@
         </w:tc>
         <w:tc>
           <w:tcPr>
-            <w:tcW w:type="dxa" w:w="1505"/>
+            <w:tcW w:type="dxa" w:w="2494"/>
             <w:vAlign w:val="center"/>
             <w:shd w:fill="F2F5F9"/>
             <w:tcMar>
-              <w:top w:w="80" w:type="dxa"/>
-              <w:bottom w:w="80" w:type="dxa"/>
-              <w:left w:w="100" w:type="dxa"/>
-              <w:right w:w="100" w:type="dxa"/>
+              <w:top w:w="70" w:type="dxa"/>
+              <w:bottom w:w="70" w:type="dxa"/>
+              <w:left w:w="90" w:type="dxa"/>
+              <w:right w:w="90" w:type="dxa"/>
             </w:tcMar>
           </w:tcPr>
           <w:p>
@@ -1827,7 +1875,7 @@
               <w:rPr>
                 <w:rFonts w:ascii="Calibri" w:hAnsi="Calibri"/>
                 <w:color w:val="262626"/>
-                <w:sz w:val="19"/>
+                <w:sz w:val="18"/>
               </w:rPr>
               <w:t>Tidak menghasilkan sistem</w:t>
             </w:r>
@@ -1837,7 +1885,7 @@
     </w:tbl>
     <w:p>
       <w:pPr>
-        <w:spacing w:after="120"/>
+        <w:spacing w:after="100"/>
       </w:pPr>
     </w:p>
     <w:p>
@@ -1847,9 +1895,9 @@
       <w:r>
         <w:rPr>
           <w:color w:val="C8D2E1"/>
-          <w:sz w:val="16"/>
+          <w:sz w:val="14"/>
         </w:rPr>
-        <w:t>_________________________________________________________________________________</w:t>
+        <w:t>————————————————————————————————————————————————————————————————————————————————————————————————————————————————————————</w:t>
       </w:r>
     </w:p>
     <w:p>
@@ -1928,9 +1976,9 @@
         </w:tblBorders>
       </w:tblPr>
       <w:tblGrid>
-        <w:gridCol w:w="3010"/>
-        <w:gridCol w:w="3010"/>
-        <w:gridCol w:w="3010"/>
+        <w:gridCol w:w="4987"/>
+        <w:gridCol w:w="4987"/>
+        <w:gridCol w:w="4987"/>
       </w:tblGrid>
       <w:tr>
         <w:trPr>
@@ -1940,7 +1988,7 @@
         </w:trPr>
         <w:tc>
           <w:tcPr>
-            <w:tcW w:type="dxa" w:w="3010"/>
+            <w:tcW w:type="dxa" w:w="4987"/>
             <w:vAlign w:val="center"/>
             <w:shd w:fill="1F3864"/>
             <w:tcMar>
@@ -1968,7 +2016,7 @@
         </w:tc>
         <w:tc>
           <w:tcPr>
-            <w:tcW w:type="dxa" w:w="3010"/>
+            <w:tcW w:type="dxa" w:w="4987"/>
             <w:vAlign w:val="center"/>
             <w:shd w:fill="1F3864"/>
             <w:tcMar>
@@ -1996,7 +2044,7 @@
         </w:tc>
         <w:tc>
           <w:tcPr>
-            <w:tcW w:type="dxa" w:w="3010"/>
+            <w:tcW w:type="dxa" w:w="4987"/>
             <w:vAlign w:val="center"/>
             <w:shd w:fill="1F3864"/>
             <w:tcMar>
@@ -2029,14 +2077,14 @@
         </w:trPr>
         <w:tc>
           <w:tcPr>
-            <w:tcW w:type="dxa" w:w="3010"/>
+            <w:tcW w:type="dxa" w:w="4987"/>
             <w:vAlign w:val="center"/>
             <w:shd w:fill="FFFFFF"/>
             <w:tcMar>
-              <w:top w:w="80" w:type="dxa"/>
-              <w:bottom w:w="80" w:type="dxa"/>
-              <w:left w:w="100" w:type="dxa"/>
-              <w:right w:w="100" w:type="dxa"/>
+              <w:top w:w="70" w:type="dxa"/>
+              <w:bottom w:w="70" w:type="dxa"/>
+              <w:left w:w="90" w:type="dxa"/>
+              <w:right w:w="90" w:type="dxa"/>
             </w:tcMar>
           </w:tcPr>
           <w:p>
@@ -2057,14 +2105,14 @@
         </w:tc>
         <w:tc>
           <w:tcPr>
-            <w:tcW w:type="dxa" w:w="3010"/>
+            <w:tcW w:type="dxa" w:w="4987"/>
             <w:vAlign w:val="center"/>
             <w:shd w:fill="FFFFFF"/>
             <w:tcMar>
-              <w:top w:w="80" w:type="dxa"/>
-              <w:bottom w:w="80" w:type="dxa"/>
-              <w:left w:w="100" w:type="dxa"/>
-              <w:right w:w="100" w:type="dxa"/>
+              <w:top w:w="70" w:type="dxa"/>
+              <w:bottom w:w="70" w:type="dxa"/>
+              <w:left w:w="90" w:type="dxa"/>
+              <w:right w:w="90" w:type="dxa"/>
             </w:tcMar>
           </w:tcPr>
           <w:p>
@@ -2085,14 +2133,14 @@
         </w:tc>
         <w:tc>
           <w:tcPr>
-            <w:tcW w:type="dxa" w:w="3010"/>
+            <w:tcW w:type="dxa" w:w="4987"/>
             <w:vAlign w:val="center"/>
             <w:shd w:fill="FFFFFF"/>
             <w:tcMar>
-              <w:top w:w="80" w:type="dxa"/>
-              <w:bottom w:w="80" w:type="dxa"/>
-              <w:left w:w="100" w:type="dxa"/>
-              <w:right w:w="100" w:type="dxa"/>
+              <w:top w:w="70" w:type="dxa"/>
+              <w:bottom w:w="70" w:type="dxa"/>
+              <w:left w:w="90" w:type="dxa"/>
+              <w:right w:w="90" w:type="dxa"/>
             </w:tcMar>
           </w:tcPr>
           <w:p>
@@ -2117,14 +2165,14 @@
         </w:trPr>
         <w:tc>
           <w:tcPr>
-            <w:tcW w:type="dxa" w:w="3010"/>
+            <w:tcW w:type="dxa" w:w="4987"/>
             <w:vAlign w:val="center"/>
             <w:shd w:fill="F2F5F9"/>
             <w:tcMar>
-              <w:top w:w="80" w:type="dxa"/>
-              <w:bottom w:w="80" w:type="dxa"/>
-              <w:left w:w="100" w:type="dxa"/>
-              <w:right w:w="100" w:type="dxa"/>
+              <w:top w:w="70" w:type="dxa"/>
+              <w:bottom w:w="70" w:type="dxa"/>
+              <w:left w:w="90" w:type="dxa"/>
+              <w:right w:w="90" w:type="dxa"/>
             </w:tcMar>
           </w:tcPr>
           <w:p>
@@ -2145,14 +2193,14 @@
         </w:tc>
         <w:tc>
           <w:tcPr>
-            <w:tcW w:type="dxa" w:w="3010"/>
+            <w:tcW w:type="dxa" w:w="4987"/>
             <w:vAlign w:val="center"/>
             <w:shd w:fill="F2F5F9"/>
             <w:tcMar>
-              <w:top w:w="80" w:type="dxa"/>
-              <w:bottom w:w="80" w:type="dxa"/>
-              <w:left w:w="100" w:type="dxa"/>
-              <w:right w:w="100" w:type="dxa"/>
+              <w:top w:w="70" w:type="dxa"/>
+              <w:bottom w:w="70" w:type="dxa"/>
+              <w:left w:w="90" w:type="dxa"/>
+              <w:right w:w="90" w:type="dxa"/>
             </w:tcMar>
           </w:tcPr>
           <w:p>
@@ -2173,14 +2221,14 @@
         </w:tc>
         <w:tc>
           <w:tcPr>
-            <w:tcW w:type="dxa" w:w="3010"/>
+            <w:tcW w:type="dxa" w:w="4987"/>
             <w:vAlign w:val="center"/>
             <w:shd w:fill="F2F5F9"/>
             <w:tcMar>
-              <w:top w:w="80" w:type="dxa"/>
-              <w:bottom w:w="80" w:type="dxa"/>
-              <w:left w:w="100" w:type="dxa"/>
-              <w:right w:w="100" w:type="dxa"/>
+              <w:top w:w="70" w:type="dxa"/>
+              <w:bottom w:w="70" w:type="dxa"/>
+              <w:left w:w="90" w:type="dxa"/>
+              <w:right w:w="90" w:type="dxa"/>
             </w:tcMar>
           </w:tcPr>
           <w:p>
@@ -2205,14 +2253,14 @@
         </w:trPr>
         <w:tc>
           <w:tcPr>
-            <w:tcW w:type="dxa" w:w="3010"/>
+            <w:tcW w:type="dxa" w:w="4987"/>
             <w:vAlign w:val="center"/>
             <w:shd w:fill="FFFFFF"/>
             <w:tcMar>
-              <w:top w:w="80" w:type="dxa"/>
-              <w:bottom w:w="80" w:type="dxa"/>
-              <w:left w:w="100" w:type="dxa"/>
-              <w:right w:w="100" w:type="dxa"/>
+              <w:top w:w="70" w:type="dxa"/>
+              <w:bottom w:w="70" w:type="dxa"/>
+              <w:left w:w="90" w:type="dxa"/>
+              <w:right w:w="90" w:type="dxa"/>
             </w:tcMar>
           </w:tcPr>
           <w:p>
@@ -2233,14 +2281,14 @@
         </w:tc>
         <w:tc>
           <w:tcPr>
-            <w:tcW w:type="dxa" w:w="3010"/>
+            <w:tcW w:type="dxa" w:w="4987"/>
             <w:vAlign w:val="center"/>
             <w:shd w:fill="FFFFFF"/>
             <w:tcMar>
-              <w:top w:w="80" w:type="dxa"/>
-              <w:bottom w:w="80" w:type="dxa"/>
-              <w:left w:w="100" w:type="dxa"/>
-              <w:right w:w="100" w:type="dxa"/>
+              <w:top w:w="70" w:type="dxa"/>
+              <w:bottom w:w="70" w:type="dxa"/>
+              <w:left w:w="90" w:type="dxa"/>
+              <w:right w:w="90" w:type="dxa"/>
             </w:tcMar>
           </w:tcPr>
           <w:p>
@@ -2261,14 +2309,14 @@
         </w:tc>
         <w:tc>
           <w:tcPr>
-            <w:tcW w:type="dxa" w:w="3010"/>
+            <w:tcW w:type="dxa" w:w="4987"/>
             <w:vAlign w:val="center"/>
             <w:shd w:fill="FFFFFF"/>
             <w:tcMar>
-              <w:top w:w="80" w:type="dxa"/>
-              <w:bottom w:w="80" w:type="dxa"/>
-              <w:left w:w="100" w:type="dxa"/>
-              <w:right w:w="100" w:type="dxa"/>
+              <w:top w:w="70" w:type="dxa"/>
+              <w:bottom w:w="70" w:type="dxa"/>
+              <w:left w:w="90" w:type="dxa"/>
+              <w:right w:w="90" w:type="dxa"/>
             </w:tcMar>
           </w:tcPr>
           <w:p>
@@ -2293,14 +2341,14 @@
         </w:trPr>
         <w:tc>
           <w:tcPr>
-            <w:tcW w:type="dxa" w:w="3010"/>
+            <w:tcW w:type="dxa" w:w="4987"/>
             <w:vAlign w:val="center"/>
             <w:shd w:fill="F2F5F9"/>
             <w:tcMar>
-              <w:top w:w="80" w:type="dxa"/>
-              <w:bottom w:w="80" w:type="dxa"/>
-              <w:left w:w="100" w:type="dxa"/>
-              <w:right w:w="100" w:type="dxa"/>
+              <w:top w:w="70" w:type="dxa"/>
+              <w:bottom w:w="70" w:type="dxa"/>
+              <w:left w:w="90" w:type="dxa"/>
+              <w:right w:w="90" w:type="dxa"/>
             </w:tcMar>
           </w:tcPr>
           <w:p>
@@ -2321,14 +2369,14 @@
         </w:tc>
         <w:tc>
           <w:tcPr>
-            <w:tcW w:type="dxa" w:w="3010"/>
+            <w:tcW w:type="dxa" w:w="4987"/>
             <w:vAlign w:val="center"/>
             <w:shd w:fill="F2F5F9"/>
             <w:tcMar>
-              <w:top w:w="80" w:type="dxa"/>
-              <w:bottom w:w="80" w:type="dxa"/>
-              <w:left w:w="100" w:type="dxa"/>
-              <w:right w:w="100" w:type="dxa"/>
+              <w:top w:w="70" w:type="dxa"/>
+              <w:bottom w:w="70" w:type="dxa"/>
+              <w:left w:w="90" w:type="dxa"/>
+              <w:right w:w="90" w:type="dxa"/>
             </w:tcMar>
           </w:tcPr>
           <w:p>
@@ -2349,14 +2397,14 @@
         </w:tc>
         <w:tc>
           <w:tcPr>
-            <w:tcW w:type="dxa" w:w="3010"/>
+            <w:tcW w:type="dxa" w:w="4987"/>
             <w:vAlign w:val="center"/>
             <w:shd w:fill="F2F5F9"/>
             <w:tcMar>
-              <w:top w:w="80" w:type="dxa"/>
-              <w:bottom w:w="80" w:type="dxa"/>
-              <w:left w:w="100" w:type="dxa"/>
-              <w:right w:w="100" w:type="dxa"/>
+              <w:top w:w="70" w:type="dxa"/>
+              <w:bottom w:w="70" w:type="dxa"/>
+              <w:left w:w="90" w:type="dxa"/>
+              <w:right w:w="90" w:type="dxa"/>
             </w:tcMar>
           </w:tcPr>
           <w:p>
@@ -2381,14 +2429,14 @@
         </w:trPr>
         <w:tc>
           <w:tcPr>
-            <w:tcW w:type="dxa" w:w="3010"/>
+            <w:tcW w:type="dxa" w:w="4987"/>
             <w:vAlign w:val="center"/>
             <w:shd w:fill="FFFFFF"/>
             <w:tcMar>
-              <w:top w:w="80" w:type="dxa"/>
-              <w:bottom w:w="80" w:type="dxa"/>
-              <w:left w:w="100" w:type="dxa"/>
-              <w:right w:w="100" w:type="dxa"/>
+              <w:top w:w="70" w:type="dxa"/>
+              <w:bottom w:w="70" w:type="dxa"/>
+              <w:left w:w="90" w:type="dxa"/>
+              <w:right w:w="90" w:type="dxa"/>
             </w:tcMar>
           </w:tcPr>
           <w:p>
@@ -2409,14 +2457,14 @@
         </w:tc>
         <w:tc>
           <w:tcPr>
-            <w:tcW w:type="dxa" w:w="3010"/>
+            <w:tcW w:type="dxa" w:w="4987"/>
             <w:vAlign w:val="center"/>
             <w:shd w:fill="FFFFFF"/>
             <w:tcMar>
-              <w:top w:w="80" w:type="dxa"/>
-              <w:bottom w:w="80" w:type="dxa"/>
-              <w:left w:w="100" w:type="dxa"/>
-              <w:right w:w="100" w:type="dxa"/>
+              <w:top w:w="70" w:type="dxa"/>
+              <w:bottom w:w="70" w:type="dxa"/>
+              <w:left w:w="90" w:type="dxa"/>
+              <w:right w:w="90" w:type="dxa"/>
             </w:tcMar>
           </w:tcPr>
           <w:p>
@@ -2437,14 +2485,14 @@
         </w:tc>
         <w:tc>
           <w:tcPr>
-            <w:tcW w:type="dxa" w:w="3010"/>
+            <w:tcW w:type="dxa" w:w="4987"/>
             <w:vAlign w:val="center"/>
             <w:shd w:fill="FFFFFF"/>
             <w:tcMar>
-              <w:top w:w="80" w:type="dxa"/>
-              <w:bottom w:w="80" w:type="dxa"/>
-              <w:left w:w="100" w:type="dxa"/>
-              <w:right w:w="100" w:type="dxa"/>
+              <w:top w:w="70" w:type="dxa"/>
+              <w:bottom w:w="70" w:type="dxa"/>
+              <w:left w:w="90" w:type="dxa"/>
+              <w:right w:w="90" w:type="dxa"/>
             </w:tcMar>
           </w:tcPr>
           <w:p>
@@ -2466,7 +2514,7 @@
     </w:tbl>
     <w:p>
       <w:pPr>
-        <w:spacing w:after="120"/>
+        <w:spacing w:after="100"/>
       </w:pPr>
     </w:p>
     <w:p>
@@ -2500,10 +2548,10 @@
         </w:tblBorders>
       </w:tblPr>
       <w:tblGrid>
-        <w:gridCol w:w="2257"/>
-        <w:gridCol w:w="2257"/>
-        <w:gridCol w:w="2257"/>
-        <w:gridCol w:w="2257"/>
+        <w:gridCol w:w="3740"/>
+        <w:gridCol w:w="3740"/>
+        <w:gridCol w:w="3740"/>
+        <w:gridCol w:w="3740"/>
       </w:tblGrid>
       <w:tr>
         <w:trPr>
@@ -2513,7 +2561,7 @@
         </w:trPr>
         <w:tc>
           <w:tcPr>
-            <w:tcW w:type="dxa" w:w="2257"/>
+            <w:tcW w:type="dxa" w:w="3740"/>
             <w:vAlign w:val="center"/>
             <w:shd w:fill="1F3864"/>
             <w:tcMar>
@@ -2541,7 +2589,7 @@
         </w:tc>
         <w:tc>
           <w:tcPr>
-            <w:tcW w:type="dxa" w:w="2257"/>
+            <w:tcW w:type="dxa" w:w="3740"/>
             <w:vAlign w:val="center"/>
             <w:shd w:fill="1F3864"/>
             <w:tcMar>
@@ -2569,7 +2617,7 @@
         </w:tc>
         <w:tc>
           <w:tcPr>
-            <w:tcW w:type="dxa" w:w="2257"/>
+            <w:tcW w:type="dxa" w:w="3740"/>
             <w:vAlign w:val="center"/>
             <w:shd w:fill="1F3864"/>
             <w:tcMar>
@@ -2597,7 +2645,7 @@
         </w:tc>
         <w:tc>
           <w:tcPr>
-            <w:tcW w:type="dxa" w:w="2257"/>
+            <w:tcW w:type="dxa" w:w="3740"/>
             <w:vAlign w:val="center"/>
             <w:shd w:fill="1F3864"/>
             <w:tcMar>
@@ -2630,14 +2678,14 @@
         </w:trPr>
         <w:tc>
           <w:tcPr>
-            <w:tcW w:type="dxa" w:w="2257"/>
+            <w:tcW w:type="dxa" w:w="3740"/>
             <w:vAlign w:val="center"/>
             <w:shd w:fill="FFFFFF"/>
             <w:tcMar>
-              <w:top w:w="80" w:type="dxa"/>
-              <w:bottom w:w="80" w:type="dxa"/>
-              <w:left w:w="100" w:type="dxa"/>
-              <w:right w:w="100" w:type="dxa"/>
+              <w:top w:w="70" w:type="dxa"/>
+              <w:bottom w:w="70" w:type="dxa"/>
+              <w:left w:w="90" w:type="dxa"/>
+              <w:right w:w="90" w:type="dxa"/>
             </w:tcMar>
           </w:tcPr>
           <w:p>
@@ -2657,14 +2705,14 @@
         </w:tc>
         <w:tc>
           <w:tcPr>
-            <w:tcW w:type="dxa" w:w="2257"/>
+            <w:tcW w:type="dxa" w:w="3740"/>
             <w:vAlign w:val="center"/>
             <w:shd w:fill="FFFFFF"/>
             <w:tcMar>
-              <w:top w:w="80" w:type="dxa"/>
-              <w:bottom w:w="80" w:type="dxa"/>
-              <w:left w:w="100" w:type="dxa"/>
-              <w:right w:w="100" w:type="dxa"/>
+              <w:top w:w="70" w:type="dxa"/>
+              <w:bottom w:w="70" w:type="dxa"/>
+              <w:left w:w="90" w:type="dxa"/>
+              <w:right w:w="90" w:type="dxa"/>
             </w:tcMar>
           </w:tcPr>
           <w:p>
@@ -2684,14 +2732,14 @@
         </w:tc>
         <w:tc>
           <w:tcPr>
-            <w:tcW w:type="dxa" w:w="2257"/>
+            <w:tcW w:type="dxa" w:w="3740"/>
             <w:vAlign w:val="center"/>
             <w:shd w:fill="FFFFFF"/>
             <w:tcMar>
-              <w:top w:w="80" w:type="dxa"/>
-              <w:bottom w:w="80" w:type="dxa"/>
-              <w:left w:w="100" w:type="dxa"/>
-              <w:right w:w="100" w:type="dxa"/>
+              <w:top w:w="70" w:type="dxa"/>
+              <w:bottom w:w="70" w:type="dxa"/>
+              <w:left w:w="90" w:type="dxa"/>
+              <w:right w:w="90" w:type="dxa"/>
             </w:tcMar>
           </w:tcPr>
           <w:p>
@@ -2711,14 +2759,14 @@
         </w:tc>
         <w:tc>
           <w:tcPr>
-            <w:tcW w:type="dxa" w:w="2257"/>
+            <w:tcW w:type="dxa" w:w="3740"/>
             <w:vAlign w:val="center"/>
             <w:shd w:fill="FFFFFF"/>
             <w:tcMar>
-              <w:top w:w="80" w:type="dxa"/>
-              <w:bottom w:w="80" w:type="dxa"/>
-              <w:left w:w="100" w:type="dxa"/>
-              <w:right w:w="100" w:type="dxa"/>
+              <w:top w:w="70" w:type="dxa"/>
+              <w:bottom w:w="70" w:type="dxa"/>
+              <w:left w:w="90" w:type="dxa"/>
+              <w:right w:w="90" w:type="dxa"/>
             </w:tcMar>
           </w:tcPr>
           <w:p>
@@ -2743,14 +2791,14 @@
         </w:trPr>
         <w:tc>
           <w:tcPr>
-            <w:tcW w:type="dxa" w:w="2257"/>
+            <w:tcW w:type="dxa" w:w="3740"/>
             <w:vAlign w:val="center"/>
             <w:shd w:fill="F2F5F9"/>
             <w:tcMar>
-              <w:top w:w="80" w:type="dxa"/>
-              <w:bottom w:w="80" w:type="dxa"/>
-              <w:left w:w="100" w:type="dxa"/>
-              <w:right w:w="100" w:type="dxa"/>
+              <w:top w:w="70" w:type="dxa"/>
+              <w:bottom w:w="70" w:type="dxa"/>
+              <w:left w:w="90" w:type="dxa"/>
+              <w:right w:w="90" w:type="dxa"/>
             </w:tcMar>
           </w:tcPr>
           <w:p>
@@ -2770,14 +2818,14 @@
         </w:tc>
         <w:tc>
           <w:tcPr>
-            <w:tcW w:type="dxa" w:w="2257"/>
+            <w:tcW w:type="dxa" w:w="3740"/>
             <w:vAlign w:val="center"/>
             <w:shd w:fill="F2F5F9"/>
             <w:tcMar>
-              <w:top w:w="80" w:type="dxa"/>
-              <w:bottom w:w="80" w:type="dxa"/>
-              <w:left w:w="100" w:type="dxa"/>
-              <w:right w:w="100" w:type="dxa"/>
+              <w:top w:w="70" w:type="dxa"/>
+              <w:bottom w:w="70" w:type="dxa"/>
+              <w:left w:w="90" w:type="dxa"/>
+              <w:right w:w="90" w:type="dxa"/>
             </w:tcMar>
           </w:tcPr>
           <w:p>
@@ -2797,14 +2845,14 @@
         </w:tc>
         <w:tc>
           <w:tcPr>
-            <w:tcW w:type="dxa" w:w="2257"/>
+            <w:tcW w:type="dxa" w:w="3740"/>
             <w:vAlign w:val="center"/>
             <w:shd w:fill="F2F5F9"/>
             <w:tcMar>
-              <w:top w:w="80" w:type="dxa"/>
-              <w:bottom w:w="80" w:type="dxa"/>
-              <w:left w:w="100" w:type="dxa"/>
-              <w:right w:w="100" w:type="dxa"/>
+              <w:top w:w="70" w:type="dxa"/>
+              <w:bottom w:w="70" w:type="dxa"/>
+              <w:left w:w="90" w:type="dxa"/>
+              <w:right w:w="90" w:type="dxa"/>
             </w:tcMar>
           </w:tcPr>
           <w:p>
@@ -2824,14 +2872,14 @@
         </w:tc>
         <w:tc>
           <w:tcPr>
-            <w:tcW w:type="dxa" w:w="2257"/>
+            <w:tcW w:type="dxa" w:w="3740"/>
             <w:vAlign w:val="center"/>
             <w:shd w:fill="F2F5F9"/>
             <w:tcMar>
-              <w:top w:w="80" w:type="dxa"/>
-              <w:bottom w:w="80" w:type="dxa"/>
-              <w:left w:w="100" w:type="dxa"/>
-              <w:right w:w="100" w:type="dxa"/>
+              <w:top w:w="70" w:type="dxa"/>
+              <w:bottom w:w="70" w:type="dxa"/>
+              <w:left w:w="90" w:type="dxa"/>
+              <w:right w:w="90" w:type="dxa"/>
             </w:tcMar>
           </w:tcPr>
           <w:p>
@@ -2856,14 +2904,14 @@
         </w:trPr>
         <w:tc>
           <w:tcPr>
-            <w:tcW w:type="dxa" w:w="2257"/>
+            <w:tcW w:type="dxa" w:w="3740"/>
             <w:vAlign w:val="center"/>
             <w:shd w:fill="FFFFFF"/>
             <w:tcMar>
-              <w:top w:w="80" w:type="dxa"/>
-              <w:bottom w:w="80" w:type="dxa"/>
-              <w:left w:w="100" w:type="dxa"/>
-              <w:right w:w="100" w:type="dxa"/>
+              <w:top w:w="70" w:type="dxa"/>
+              <w:bottom w:w="70" w:type="dxa"/>
+              <w:left w:w="90" w:type="dxa"/>
+              <w:right w:w="90" w:type="dxa"/>
             </w:tcMar>
           </w:tcPr>
           <w:p>
@@ -2883,14 +2931,14 @@
         </w:tc>
         <w:tc>
           <w:tcPr>
-            <w:tcW w:type="dxa" w:w="2257"/>
+            <w:tcW w:type="dxa" w:w="3740"/>
             <w:vAlign w:val="center"/>
             <w:shd w:fill="FFFFFF"/>
             <w:tcMar>
-              <w:top w:w="80" w:type="dxa"/>
-              <w:bottom w:w="80" w:type="dxa"/>
-              <w:left w:w="100" w:type="dxa"/>
-              <w:right w:w="100" w:type="dxa"/>
+              <w:top w:w="70" w:type="dxa"/>
+              <w:bottom w:w="70" w:type="dxa"/>
+              <w:left w:w="90" w:type="dxa"/>
+              <w:right w:w="90" w:type="dxa"/>
             </w:tcMar>
           </w:tcPr>
           <w:p>
@@ -2910,14 +2958,14 @@
         </w:tc>
         <w:tc>
           <w:tcPr>
-            <w:tcW w:type="dxa" w:w="2257"/>
+            <w:tcW w:type="dxa" w:w="3740"/>
             <w:vAlign w:val="center"/>
             <w:shd w:fill="FFFFFF"/>
             <w:tcMar>
-              <w:top w:w="80" w:type="dxa"/>
-              <w:bottom w:w="80" w:type="dxa"/>
-              <w:left w:w="100" w:type="dxa"/>
-              <w:right w:w="100" w:type="dxa"/>
+              <w:top w:w="70" w:type="dxa"/>
+              <w:bottom w:w="70" w:type="dxa"/>
+              <w:left w:w="90" w:type="dxa"/>
+              <w:right w:w="90" w:type="dxa"/>
             </w:tcMar>
           </w:tcPr>
           <w:p>
@@ -2937,14 +2985,14 @@
         </w:tc>
         <w:tc>
           <w:tcPr>
-            <w:tcW w:type="dxa" w:w="2257"/>
+            <w:tcW w:type="dxa" w:w="3740"/>
             <w:vAlign w:val="center"/>
             <w:shd w:fill="FFFFFF"/>
             <w:tcMar>
-              <w:top w:w="80" w:type="dxa"/>
-              <w:bottom w:w="80" w:type="dxa"/>
-              <w:left w:w="100" w:type="dxa"/>
-              <w:right w:w="100" w:type="dxa"/>
+              <w:top w:w="70" w:type="dxa"/>
+              <w:bottom w:w="70" w:type="dxa"/>
+              <w:left w:w="90" w:type="dxa"/>
+              <w:right w:w="90" w:type="dxa"/>
             </w:tcMar>
           </w:tcPr>
           <w:p>
@@ -2969,14 +3017,14 @@
         </w:trPr>
         <w:tc>
           <w:tcPr>
-            <w:tcW w:type="dxa" w:w="2257"/>
+            <w:tcW w:type="dxa" w:w="3740"/>
             <w:vAlign w:val="center"/>
             <w:shd w:fill="F2F5F9"/>
             <w:tcMar>
-              <w:top w:w="80" w:type="dxa"/>
-              <w:bottom w:w="80" w:type="dxa"/>
-              <w:left w:w="100" w:type="dxa"/>
-              <w:right w:w="100" w:type="dxa"/>
+              <w:top w:w="70" w:type="dxa"/>
+              <w:bottom w:w="70" w:type="dxa"/>
+              <w:left w:w="90" w:type="dxa"/>
+              <w:right w:w="90" w:type="dxa"/>
             </w:tcMar>
           </w:tcPr>
           <w:p>
@@ -2996,14 +3044,14 @@
         </w:tc>
         <w:tc>
           <w:tcPr>
-            <w:tcW w:type="dxa" w:w="2257"/>
+            <w:tcW w:type="dxa" w:w="3740"/>
             <w:vAlign w:val="center"/>
             <w:shd w:fill="F2F5F9"/>
             <w:tcMar>
-              <w:top w:w="80" w:type="dxa"/>
-              <w:bottom w:w="80" w:type="dxa"/>
-              <w:left w:w="100" w:type="dxa"/>
-              <w:right w:w="100" w:type="dxa"/>
+              <w:top w:w="70" w:type="dxa"/>
+              <w:bottom w:w="70" w:type="dxa"/>
+              <w:left w:w="90" w:type="dxa"/>
+              <w:right w:w="90" w:type="dxa"/>
             </w:tcMar>
           </w:tcPr>
           <w:p>
@@ -3023,14 +3071,14 @@
         </w:tc>
         <w:tc>
           <w:tcPr>
-            <w:tcW w:type="dxa" w:w="2257"/>
+            <w:tcW w:type="dxa" w:w="3740"/>
             <w:vAlign w:val="center"/>
             <w:shd w:fill="F2F5F9"/>
             <w:tcMar>
-              <w:top w:w="80" w:type="dxa"/>
-              <w:bottom w:w="80" w:type="dxa"/>
-              <w:left w:w="100" w:type="dxa"/>
-              <w:right w:w="100" w:type="dxa"/>
+              <w:top w:w="70" w:type="dxa"/>
+              <w:bottom w:w="70" w:type="dxa"/>
+              <w:left w:w="90" w:type="dxa"/>
+              <w:right w:w="90" w:type="dxa"/>
             </w:tcMar>
           </w:tcPr>
           <w:p>
@@ -3050,14 +3098,14 @@
         </w:tc>
         <w:tc>
           <w:tcPr>
-            <w:tcW w:type="dxa" w:w="2257"/>
+            <w:tcW w:type="dxa" w:w="3740"/>
             <w:vAlign w:val="center"/>
             <w:shd w:fill="F2F5F9"/>
             <w:tcMar>
-              <w:top w:w="80" w:type="dxa"/>
-              <w:bottom w:w="80" w:type="dxa"/>
-              <w:left w:w="100" w:type="dxa"/>
-              <w:right w:w="100" w:type="dxa"/>
+              <w:top w:w="70" w:type="dxa"/>
+              <w:bottom w:w="70" w:type="dxa"/>
+              <w:left w:w="90" w:type="dxa"/>
+              <w:right w:w="90" w:type="dxa"/>
             </w:tcMar>
           </w:tcPr>
           <w:p>
@@ -3082,14 +3130,14 @@
         </w:trPr>
         <w:tc>
           <w:tcPr>
-            <w:tcW w:type="dxa" w:w="2257"/>
+            <w:tcW w:type="dxa" w:w="3740"/>
             <w:vAlign w:val="center"/>
             <w:shd w:fill="FFFFFF"/>
             <w:tcMar>
-              <w:top w:w="80" w:type="dxa"/>
-              <w:bottom w:w="80" w:type="dxa"/>
-              <w:left w:w="100" w:type="dxa"/>
-              <w:right w:w="100" w:type="dxa"/>
+              <w:top w:w="70" w:type="dxa"/>
+              <w:bottom w:w="70" w:type="dxa"/>
+              <w:left w:w="90" w:type="dxa"/>
+              <w:right w:w="90" w:type="dxa"/>
             </w:tcMar>
           </w:tcPr>
           <w:p>
@@ -3109,14 +3157,14 @@
         </w:tc>
         <w:tc>
           <w:tcPr>
-            <w:tcW w:type="dxa" w:w="2257"/>
+            <w:tcW w:type="dxa" w:w="3740"/>
             <w:vAlign w:val="center"/>
             <w:shd w:fill="FFFFFF"/>
             <w:tcMar>
-              <w:top w:w="80" w:type="dxa"/>
-              <w:bottom w:w="80" w:type="dxa"/>
-              <w:left w:w="100" w:type="dxa"/>
-              <w:right w:w="100" w:type="dxa"/>
+              <w:top w:w="70" w:type="dxa"/>
+              <w:bottom w:w="70" w:type="dxa"/>
+              <w:left w:w="90" w:type="dxa"/>
+              <w:right w:w="90" w:type="dxa"/>
             </w:tcMar>
           </w:tcPr>
           <w:p>
@@ -3136,14 +3184,14 @@
         </w:tc>
         <w:tc>
           <w:tcPr>
-            <w:tcW w:type="dxa" w:w="2257"/>
+            <w:tcW w:type="dxa" w:w="3740"/>
             <w:vAlign w:val="center"/>
             <w:shd w:fill="FFFFFF"/>
             <w:tcMar>
-              <w:top w:w="80" w:type="dxa"/>
-              <w:bottom w:w="80" w:type="dxa"/>
-              <w:left w:w="100" w:type="dxa"/>
-              <w:right w:w="100" w:type="dxa"/>
+              <w:top w:w="70" w:type="dxa"/>
+              <w:bottom w:w="70" w:type="dxa"/>
+              <w:left w:w="90" w:type="dxa"/>
+              <w:right w:w="90" w:type="dxa"/>
             </w:tcMar>
           </w:tcPr>
           <w:p>
@@ -3163,14 +3211,14 @@
         </w:tc>
         <w:tc>
           <w:tcPr>
-            <w:tcW w:type="dxa" w:w="2257"/>
+            <w:tcW w:type="dxa" w:w="3740"/>
             <w:vAlign w:val="center"/>
             <w:shd w:fill="FFFFFF"/>
             <w:tcMar>
-              <w:top w:w="80" w:type="dxa"/>
-              <w:bottom w:w="80" w:type="dxa"/>
-              <w:left w:w="100" w:type="dxa"/>
-              <w:right w:w="100" w:type="dxa"/>
+              <w:top w:w="70" w:type="dxa"/>
+              <w:bottom w:w="70" w:type="dxa"/>
+              <w:left w:w="90" w:type="dxa"/>
+              <w:right w:w="90" w:type="dxa"/>
             </w:tcMar>
           </w:tcPr>
           <w:p>
@@ -3195,14 +3243,14 @@
         </w:trPr>
         <w:tc>
           <w:tcPr>
-            <w:tcW w:type="dxa" w:w="2257"/>
+            <w:tcW w:type="dxa" w:w="3740"/>
             <w:vAlign w:val="center"/>
             <w:shd w:fill="F2F5F9"/>
             <w:tcMar>
-              <w:top w:w="80" w:type="dxa"/>
-              <w:bottom w:w="80" w:type="dxa"/>
-              <w:left w:w="100" w:type="dxa"/>
-              <w:right w:w="100" w:type="dxa"/>
+              <w:top w:w="70" w:type="dxa"/>
+              <w:bottom w:w="70" w:type="dxa"/>
+              <w:left w:w="90" w:type="dxa"/>
+              <w:right w:w="90" w:type="dxa"/>
             </w:tcMar>
           </w:tcPr>
           <w:p>
@@ -3222,14 +3270,14 @@
         </w:tc>
         <w:tc>
           <w:tcPr>
-            <w:tcW w:type="dxa" w:w="2257"/>
+            <w:tcW w:type="dxa" w:w="3740"/>
             <w:vAlign w:val="center"/>
             <w:shd w:fill="F2F5F9"/>
             <w:tcMar>
-              <w:top w:w="80" w:type="dxa"/>
-              <w:bottom w:w="80" w:type="dxa"/>
-              <w:left w:w="100" w:type="dxa"/>
-              <w:right w:w="100" w:type="dxa"/>
+              <w:top w:w="70" w:type="dxa"/>
+              <w:bottom w:w="70" w:type="dxa"/>
+              <w:left w:w="90" w:type="dxa"/>
+              <w:right w:w="90" w:type="dxa"/>
             </w:tcMar>
           </w:tcPr>
           <w:p>
@@ -3249,14 +3297,14 @@
         </w:tc>
         <w:tc>
           <w:tcPr>
-            <w:tcW w:type="dxa" w:w="2257"/>
+            <w:tcW w:type="dxa" w:w="3740"/>
             <w:vAlign w:val="center"/>
             <w:shd w:fill="F2F5F9"/>
             <w:tcMar>
-              <w:top w:w="80" w:type="dxa"/>
-              <w:bottom w:w="80" w:type="dxa"/>
-              <w:left w:w="100" w:type="dxa"/>
-              <w:right w:w="100" w:type="dxa"/>
+              <w:top w:w="70" w:type="dxa"/>
+              <w:bottom w:w="70" w:type="dxa"/>
+              <w:left w:w="90" w:type="dxa"/>
+              <w:right w:w="90" w:type="dxa"/>
             </w:tcMar>
           </w:tcPr>
           <w:p>
@@ -3276,14 +3324,14 @@
         </w:tc>
         <w:tc>
           <w:tcPr>
-            <w:tcW w:type="dxa" w:w="2257"/>
+            <w:tcW w:type="dxa" w:w="3740"/>
             <w:vAlign w:val="center"/>
             <w:shd w:fill="F2F5F9"/>
             <w:tcMar>
-              <w:top w:w="80" w:type="dxa"/>
-              <w:bottom w:w="80" w:type="dxa"/>
-              <w:left w:w="100" w:type="dxa"/>
-              <w:right w:w="100" w:type="dxa"/>
+              <w:top w:w="70" w:type="dxa"/>
+              <w:bottom w:w="70" w:type="dxa"/>
+              <w:left w:w="90" w:type="dxa"/>
+              <w:right w:w="90" w:type="dxa"/>
             </w:tcMar>
           </w:tcPr>
           <w:p>
@@ -3308,14 +3356,14 @@
         </w:trPr>
         <w:tc>
           <w:tcPr>
-            <w:tcW w:type="dxa" w:w="2257"/>
+            <w:tcW w:type="dxa" w:w="3740"/>
             <w:vAlign w:val="center"/>
             <w:shd w:fill="FFFFFF"/>
             <w:tcMar>
-              <w:top w:w="80" w:type="dxa"/>
-              <w:bottom w:w="80" w:type="dxa"/>
-              <w:left w:w="100" w:type="dxa"/>
-              <w:right w:w="100" w:type="dxa"/>
+              <w:top w:w="70" w:type="dxa"/>
+              <w:bottom w:w="70" w:type="dxa"/>
+              <w:left w:w="90" w:type="dxa"/>
+              <w:right w:w="90" w:type="dxa"/>
             </w:tcMar>
           </w:tcPr>
           <w:p>
@@ -3335,14 +3383,14 @@
         </w:tc>
         <w:tc>
           <w:tcPr>
-            <w:tcW w:type="dxa" w:w="2257"/>
+            <w:tcW w:type="dxa" w:w="3740"/>
             <w:vAlign w:val="center"/>
             <w:shd w:fill="FFFFFF"/>
             <w:tcMar>
-              <w:top w:w="80" w:type="dxa"/>
-              <w:bottom w:w="80" w:type="dxa"/>
-              <w:left w:w="100" w:type="dxa"/>
-              <w:right w:w="100" w:type="dxa"/>
+              <w:top w:w="70" w:type="dxa"/>
+              <w:bottom w:w="70" w:type="dxa"/>
+              <w:left w:w="90" w:type="dxa"/>
+              <w:right w:w="90" w:type="dxa"/>
             </w:tcMar>
           </w:tcPr>
           <w:p>
@@ -3362,14 +3410,14 @@
         </w:tc>
         <w:tc>
           <w:tcPr>
-            <w:tcW w:type="dxa" w:w="2257"/>
+            <w:tcW w:type="dxa" w:w="3740"/>
             <w:vAlign w:val="center"/>
             <w:shd w:fill="FFFFFF"/>
             <w:tcMar>
-              <w:top w:w="80" w:type="dxa"/>
-              <w:bottom w:w="80" w:type="dxa"/>
-              <w:left w:w="100" w:type="dxa"/>
-              <w:right w:w="100" w:type="dxa"/>
+              <w:top w:w="70" w:type="dxa"/>
+              <w:bottom w:w="70" w:type="dxa"/>
+              <w:left w:w="90" w:type="dxa"/>
+              <w:right w:w="90" w:type="dxa"/>
             </w:tcMar>
           </w:tcPr>
           <w:p>
@@ -3389,14 +3437,14 @@
         </w:tc>
         <w:tc>
           <w:tcPr>
-            <w:tcW w:type="dxa" w:w="2257"/>
+            <w:tcW w:type="dxa" w:w="3740"/>
             <w:vAlign w:val="center"/>
             <w:shd w:fill="FFFFFF"/>
             <w:tcMar>
-              <w:top w:w="80" w:type="dxa"/>
-              <w:bottom w:w="80" w:type="dxa"/>
-              <w:left w:w="100" w:type="dxa"/>
-              <w:right w:w="100" w:type="dxa"/>
+              <w:top w:w="70" w:type="dxa"/>
+              <w:bottom w:w="70" w:type="dxa"/>
+              <w:left w:w="90" w:type="dxa"/>
+              <w:right w:w="90" w:type="dxa"/>
             </w:tcMar>
           </w:tcPr>
           <w:p>
@@ -3421,14 +3469,14 @@
         </w:trPr>
         <w:tc>
           <w:tcPr>
-            <w:tcW w:type="dxa" w:w="2257"/>
+            <w:tcW w:type="dxa" w:w="3740"/>
             <w:vAlign w:val="center"/>
             <w:shd w:fill="F2F5F9"/>
             <w:tcMar>
-              <w:top w:w="80" w:type="dxa"/>
-              <w:bottom w:w="80" w:type="dxa"/>
-              <w:left w:w="100" w:type="dxa"/>
-              <w:right w:w="100" w:type="dxa"/>
+              <w:top w:w="70" w:type="dxa"/>
+              <w:bottom w:w="70" w:type="dxa"/>
+              <w:left w:w="90" w:type="dxa"/>
+              <w:right w:w="90" w:type="dxa"/>
             </w:tcMar>
           </w:tcPr>
           <w:p>
@@ -3448,14 +3496,14 @@
         </w:tc>
         <w:tc>
           <w:tcPr>
-            <w:tcW w:type="dxa" w:w="2257"/>
+            <w:tcW w:type="dxa" w:w="3740"/>
             <w:vAlign w:val="center"/>
             <w:shd w:fill="F2F5F9"/>
             <w:tcMar>
-              <w:top w:w="80" w:type="dxa"/>
-              <w:bottom w:w="80" w:type="dxa"/>
-              <w:left w:w="100" w:type="dxa"/>
-              <w:right w:w="100" w:type="dxa"/>
+              <w:top w:w="70" w:type="dxa"/>
+              <w:bottom w:w="70" w:type="dxa"/>
+              <w:left w:w="90" w:type="dxa"/>
+              <w:right w:w="90" w:type="dxa"/>
             </w:tcMar>
           </w:tcPr>
           <w:p>
@@ -3475,14 +3523,14 @@
         </w:tc>
         <w:tc>
           <w:tcPr>
-            <w:tcW w:type="dxa" w:w="2257"/>
+            <w:tcW w:type="dxa" w:w="3740"/>
             <w:vAlign w:val="center"/>
             <w:shd w:fill="F2F5F9"/>
             <w:tcMar>
-              <w:top w:w="80" w:type="dxa"/>
-              <w:bottom w:w="80" w:type="dxa"/>
-              <w:left w:w="100" w:type="dxa"/>
-              <w:right w:w="100" w:type="dxa"/>
+              <w:top w:w="70" w:type="dxa"/>
+              <w:bottom w:w="70" w:type="dxa"/>
+              <w:left w:w="90" w:type="dxa"/>
+              <w:right w:w="90" w:type="dxa"/>
             </w:tcMar>
           </w:tcPr>
           <w:p>
@@ -3502,14 +3550,14 @@
         </w:tc>
         <w:tc>
           <w:tcPr>
-            <w:tcW w:type="dxa" w:w="2257"/>
+            <w:tcW w:type="dxa" w:w="3740"/>
             <w:vAlign w:val="center"/>
             <w:shd w:fill="F2F5F9"/>
             <w:tcMar>
-              <w:top w:w="80" w:type="dxa"/>
-              <w:bottom w:w="80" w:type="dxa"/>
-              <w:left w:w="100" w:type="dxa"/>
-              <w:right w:w="100" w:type="dxa"/>
+              <w:top w:w="70" w:type="dxa"/>
+              <w:bottom w:w="70" w:type="dxa"/>
+              <w:left w:w="90" w:type="dxa"/>
+              <w:right w:w="90" w:type="dxa"/>
             </w:tcMar>
           </w:tcPr>
           <w:p>
@@ -3531,7 +3579,7 @@
     </w:tbl>
     <w:p>
       <w:pPr>
-        <w:spacing w:after="120"/>
+        <w:spacing w:after="100"/>
       </w:pPr>
     </w:p>
     <w:p>
@@ -3565,10 +3613,10 @@
         </w:tblBorders>
       </w:tblPr>
       <w:tblGrid>
-        <w:gridCol w:w="2257"/>
-        <w:gridCol w:w="2257"/>
-        <w:gridCol w:w="2257"/>
-        <w:gridCol w:w="2257"/>
+        <w:gridCol w:w="3740"/>
+        <w:gridCol w:w="3740"/>
+        <w:gridCol w:w="3740"/>
+        <w:gridCol w:w="3740"/>
       </w:tblGrid>
       <w:tr>
         <w:trPr>
@@ -3578,7 +3626,7 @@
         </w:trPr>
         <w:tc>
           <w:tcPr>
-            <w:tcW w:type="dxa" w:w="2257"/>
+            <w:tcW w:type="dxa" w:w="3740"/>
             <w:vAlign w:val="center"/>
             <w:shd w:fill="1F3864"/>
             <w:tcMar>
@@ -3606,7 +3654,7 @@
         </w:tc>
         <w:tc>
           <w:tcPr>
-            <w:tcW w:type="dxa" w:w="2257"/>
+            <w:tcW w:type="dxa" w:w="3740"/>
             <w:vAlign w:val="center"/>
             <w:shd w:fill="1F3864"/>
             <w:tcMar>
@@ -3634,7 +3682,7 @@
         </w:tc>
         <w:tc>
           <w:tcPr>
-            <w:tcW w:type="dxa" w:w="2257"/>
+            <w:tcW w:type="dxa" w:w="3740"/>
             <w:vAlign w:val="center"/>
             <w:shd w:fill="1F3864"/>
             <w:tcMar>
@@ -3662,7 +3710,7 @@
         </w:tc>
         <w:tc>
           <w:tcPr>
-            <w:tcW w:type="dxa" w:w="2257"/>
+            <w:tcW w:type="dxa" w:w="3740"/>
             <w:vAlign w:val="center"/>
             <w:shd w:fill="1F3864"/>
             <w:tcMar>
@@ -3695,14 +3743,14 @@
         </w:trPr>
         <w:tc>
           <w:tcPr>
-            <w:tcW w:type="dxa" w:w="2257"/>
+            <w:tcW w:type="dxa" w:w="3740"/>
             <w:vAlign w:val="center"/>
             <w:shd w:fill="FFFFFF"/>
             <w:tcMar>
-              <w:top w:w="80" w:type="dxa"/>
-              <w:bottom w:w="80" w:type="dxa"/>
-              <w:left w:w="100" w:type="dxa"/>
-              <w:right w:w="100" w:type="dxa"/>
+              <w:top w:w="70" w:type="dxa"/>
+              <w:bottom w:w="70" w:type="dxa"/>
+              <w:left w:w="90" w:type="dxa"/>
+              <w:right w:w="90" w:type="dxa"/>
             </w:tcMar>
           </w:tcPr>
           <w:p>
@@ -3722,14 +3770,14 @@
         </w:tc>
         <w:tc>
           <w:tcPr>
-            <w:tcW w:type="dxa" w:w="2257"/>
+            <w:tcW w:type="dxa" w:w="3740"/>
             <w:vAlign w:val="center"/>
             <w:shd w:fill="FFFFFF"/>
             <w:tcMar>
-              <w:top w:w="80" w:type="dxa"/>
-              <w:bottom w:w="80" w:type="dxa"/>
-              <w:left w:w="100" w:type="dxa"/>
-              <w:right w:w="100" w:type="dxa"/>
+              <w:top w:w="70" w:type="dxa"/>
+              <w:bottom w:w="70" w:type="dxa"/>
+              <w:left w:w="90" w:type="dxa"/>
+              <w:right w:w="90" w:type="dxa"/>
             </w:tcMar>
           </w:tcPr>
           <w:p>
@@ -3749,14 +3797,14 @@
         </w:tc>
         <w:tc>
           <w:tcPr>
-            <w:tcW w:type="dxa" w:w="2257"/>
+            <w:tcW w:type="dxa" w:w="3740"/>
             <w:vAlign w:val="center"/>
             <w:shd w:fill="FFFFFF"/>
             <w:tcMar>
-              <w:top w:w="80" w:type="dxa"/>
-              <w:bottom w:w="80" w:type="dxa"/>
-              <w:left w:w="100" w:type="dxa"/>
-              <w:right w:w="100" w:type="dxa"/>
+              <w:top w:w="70" w:type="dxa"/>
+              <w:bottom w:w="70" w:type="dxa"/>
+              <w:left w:w="90" w:type="dxa"/>
+              <w:right w:w="90" w:type="dxa"/>
             </w:tcMar>
           </w:tcPr>
           <w:p>
@@ -3776,14 +3824,14 @@
         </w:tc>
         <w:tc>
           <w:tcPr>
-            <w:tcW w:type="dxa" w:w="2257"/>
+            <w:tcW w:type="dxa" w:w="3740"/>
             <w:vAlign w:val="center"/>
             <w:shd w:fill="FFFFFF"/>
             <w:tcMar>
-              <w:top w:w="80" w:type="dxa"/>
-              <w:bottom w:w="80" w:type="dxa"/>
-              <w:left w:w="100" w:type="dxa"/>
-              <w:right w:w="100" w:type="dxa"/>
+              <w:top w:w="70" w:type="dxa"/>
+              <w:bottom w:w="70" w:type="dxa"/>
+              <w:left w:w="90" w:type="dxa"/>
+              <w:right w:w="90" w:type="dxa"/>
             </w:tcMar>
           </w:tcPr>
           <w:p>
@@ -3808,14 +3856,14 @@
         </w:trPr>
         <w:tc>
           <w:tcPr>
-            <w:tcW w:type="dxa" w:w="2257"/>
+            <w:tcW w:type="dxa" w:w="3740"/>
             <w:vAlign w:val="center"/>
             <w:shd w:fill="F2F5F9"/>
             <w:tcMar>
-              <w:top w:w="80" w:type="dxa"/>
-              <w:bottom w:w="80" w:type="dxa"/>
-              <w:left w:w="100" w:type="dxa"/>
-              <w:right w:w="100" w:type="dxa"/>
+              <w:top w:w="70" w:type="dxa"/>
+              <w:bottom w:w="70" w:type="dxa"/>
+              <w:left w:w="90" w:type="dxa"/>
+              <w:right w:w="90" w:type="dxa"/>
             </w:tcMar>
           </w:tcPr>
           <w:p>
@@ -3835,14 +3883,14 @@
         </w:tc>
         <w:tc>
           <w:tcPr>
-            <w:tcW w:type="dxa" w:w="2257"/>
+            <w:tcW w:type="dxa" w:w="3740"/>
             <w:vAlign w:val="center"/>
             <w:shd w:fill="F2F5F9"/>
             <w:tcMar>
-              <w:top w:w="80" w:type="dxa"/>
-              <w:bottom w:w="80" w:type="dxa"/>
-              <w:left w:w="100" w:type="dxa"/>
-              <w:right w:w="100" w:type="dxa"/>
+              <w:top w:w="70" w:type="dxa"/>
+              <w:bottom w:w="70" w:type="dxa"/>
+              <w:left w:w="90" w:type="dxa"/>
+              <w:right w:w="90" w:type="dxa"/>
             </w:tcMar>
           </w:tcPr>
           <w:p>
@@ -3862,14 +3910,14 @@
         </w:tc>
         <w:tc>
           <w:tcPr>
-            <w:tcW w:type="dxa" w:w="2257"/>
+            <w:tcW w:type="dxa" w:w="3740"/>
             <w:vAlign w:val="center"/>
             <w:shd w:fill="F2F5F9"/>
             <w:tcMar>
-              <w:top w:w="80" w:type="dxa"/>
-              <w:bottom w:w="80" w:type="dxa"/>
-              <w:left w:w="100" w:type="dxa"/>
-              <w:right w:w="100" w:type="dxa"/>
+              <w:top w:w="70" w:type="dxa"/>
+              <w:bottom w:w="70" w:type="dxa"/>
+              <w:left w:w="90" w:type="dxa"/>
+              <w:right w:w="90" w:type="dxa"/>
             </w:tcMar>
           </w:tcPr>
           <w:p>
@@ -3889,14 +3937,14 @@
         </w:tc>
         <w:tc>
           <w:tcPr>
-            <w:tcW w:type="dxa" w:w="2257"/>
+            <w:tcW w:type="dxa" w:w="3740"/>
             <w:vAlign w:val="center"/>
             <w:shd w:fill="F2F5F9"/>
             <w:tcMar>
-              <w:top w:w="80" w:type="dxa"/>
-              <w:bottom w:w="80" w:type="dxa"/>
-              <w:left w:w="100" w:type="dxa"/>
-              <w:right w:w="100" w:type="dxa"/>
+              <w:top w:w="70" w:type="dxa"/>
+              <w:bottom w:w="70" w:type="dxa"/>
+              <w:left w:w="90" w:type="dxa"/>
+              <w:right w:w="90" w:type="dxa"/>
             </w:tcMar>
           </w:tcPr>
           <w:p>
@@ -3921,14 +3969,14 @@
         </w:trPr>
         <w:tc>
           <w:tcPr>
-            <w:tcW w:type="dxa" w:w="2257"/>
+            <w:tcW w:type="dxa" w:w="3740"/>
             <w:vAlign w:val="center"/>
             <w:shd w:fill="FFFFFF"/>
             <w:tcMar>
-              <w:top w:w="80" w:type="dxa"/>
-              <w:bottom w:w="80" w:type="dxa"/>
-              <w:left w:w="100" w:type="dxa"/>
-              <w:right w:w="100" w:type="dxa"/>
+              <w:top w:w="70" w:type="dxa"/>
+              <w:bottom w:w="70" w:type="dxa"/>
+              <w:left w:w="90" w:type="dxa"/>
+              <w:right w:w="90" w:type="dxa"/>
             </w:tcMar>
           </w:tcPr>
           <w:p>
@@ -3948,14 +3996,14 @@
         </w:tc>
         <w:tc>
           <w:tcPr>
-            <w:tcW w:type="dxa" w:w="2257"/>
+            <w:tcW w:type="dxa" w:w="3740"/>
             <w:vAlign w:val="center"/>
             <w:shd w:fill="FFFFFF"/>
             <w:tcMar>
-              <w:top w:w="80" w:type="dxa"/>
-              <w:bottom w:w="80" w:type="dxa"/>
-              <w:left w:w="100" w:type="dxa"/>
-              <w:right w:w="100" w:type="dxa"/>
+              <w:top w:w="70" w:type="dxa"/>
+              <w:bottom w:w="70" w:type="dxa"/>
+              <w:left w:w="90" w:type="dxa"/>
+              <w:right w:w="90" w:type="dxa"/>
             </w:tcMar>
           </w:tcPr>
           <w:p>
@@ -3975,14 +4023,14 @@
         </w:tc>
         <w:tc>
           <w:tcPr>
-            <w:tcW w:type="dxa" w:w="2257"/>
+            <w:tcW w:type="dxa" w:w="3740"/>
             <w:vAlign w:val="center"/>
             <w:shd w:fill="FFFFFF"/>
             <w:tcMar>
-              <w:top w:w="80" w:type="dxa"/>
-              <w:bottom w:w="80" w:type="dxa"/>
-              <w:left w:w="100" w:type="dxa"/>
-              <w:right w:w="100" w:type="dxa"/>
+              <w:top w:w="70" w:type="dxa"/>
+              <w:bottom w:w="70" w:type="dxa"/>
+              <w:left w:w="90" w:type="dxa"/>
+              <w:right w:w="90" w:type="dxa"/>
             </w:tcMar>
           </w:tcPr>
           <w:p>
@@ -4002,14 +4050,14 @@
         </w:tc>
         <w:tc>
           <w:tcPr>
-            <w:tcW w:type="dxa" w:w="2257"/>
+            <w:tcW w:type="dxa" w:w="3740"/>
             <w:vAlign w:val="center"/>
             <w:shd w:fill="FFFFFF"/>
             <w:tcMar>
-              <w:top w:w="80" w:type="dxa"/>
-              <w:bottom w:w="80" w:type="dxa"/>
-              <w:left w:w="100" w:type="dxa"/>
-              <w:right w:w="100" w:type="dxa"/>
+              <w:top w:w="70" w:type="dxa"/>
+              <w:bottom w:w="70" w:type="dxa"/>
+              <w:left w:w="90" w:type="dxa"/>
+              <w:right w:w="90" w:type="dxa"/>
             </w:tcMar>
           </w:tcPr>
           <w:p>
@@ -4034,14 +4082,14 @@
         </w:trPr>
         <w:tc>
           <w:tcPr>
-            <w:tcW w:type="dxa" w:w="2257"/>
+            <w:tcW w:type="dxa" w:w="3740"/>
             <w:vAlign w:val="center"/>
             <w:shd w:fill="F2F5F9"/>
             <w:tcMar>
-              <w:top w:w="80" w:type="dxa"/>
-              <w:bottom w:w="80" w:type="dxa"/>
-              <w:left w:w="100" w:type="dxa"/>
-              <w:right w:w="100" w:type="dxa"/>
+              <w:top w:w="70" w:type="dxa"/>
+              <w:bottom w:w="70" w:type="dxa"/>
+              <w:left w:w="90" w:type="dxa"/>
+              <w:right w:w="90" w:type="dxa"/>
             </w:tcMar>
           </w:tcPr>
           <w:p>
@@ -4061,14 +4109,14 @@
         </w:tc>
         <w:tc>
           <w:tcPr>
-            <w:tcW w:type="dxa" w:w="2257"/>
+            <w:tcW w:type="dxa" w:w="3740"/>
             <w:vAlign w:val="center"/>
             <w:shd w:fill="F2F5F9"/>
             <w:tcMar>
-              <w:top w:w="80" w:type="dxa"/>
-              <w:bottom w:w="80" w:type="dxa"/>
-              <w:left w:w="100" w:type="dxa"/>
-              <w:right w:w="100" w:type="dxa"/>
+              <w:top w:w="70" w:type="dxa"/>
+              <w:bottom w:w="70" w:type="dxa"/>
+              <w:left w:w="90" w:type="dxa"/>
+              <w:right w:w="90" w:type="dxa"/>
             </w:tcMar>
           </w:tcPr>
           <w:p>
@@ -4088,14 +4136,14 @@
         </w:tc>
         <w:tc>
           <w:tcPr>
-            <w:tcW w:type="dxa" w:w="2257"/>
+            <w:tcW w:type="dxa" w:w="3740"/>
             <w:vAlign w:val="center"/>
             <w:shd w:fill="F2F5F9"/>
             <w:tcMar>
-              <w:top w:w="80" w:type="dxa"/>
-              <w:bottom w:w="80" w:type="dxa"/>
-              <w:left w:w="100" w:type="dxa"/>
-              <w:right w:w="100" w:type="dxa"/>
+              <w:top w:w="70" w:type="dxa"/>
+              <w:bottom w:w="70" w:type="dxa"/>
+              <w:left w:w="90" w:type="dxa"/>
+              <w:right w:w="90" w:type="dxa"/>
             </w:tcMar>
           </w:tcPr>
           <w:p>
@@ -4115,14 +4163,14 @@
         </w:tc>
         <w:tc>
           <w:tcPr>
-            <w:tcW w:type="dxa" w:w="2257"/>
+            <w:tcW w:type="dxa" w:w="3740"/>
             <w:vAlign w:val="center"/>
             <w:shd w:fill="F2F5F9"/>
             <w:tcMar>
-              <w:top w:w="80" w:type="dxa"/>
-              <w:bottom w:w="80" w:type="dxa"/>
-              <w:left w:w="100" w:type="dxa"/>
-              <w:right w:w="100" w:type="dxa"/>
+              <w:top w:w="70" w:type="dxa"/>
+              <w:bottom w:w="70" w:type="dxa"/>
+              <w:left w:w="90" w:type="dxa"/>
+              <w:right w:w="90" w:type="dxa"/>
             </w:tcMar>
           </w:tcPr>
           <w:p>
@@ -4147,14 +4195,14 @@
         </w:trPr>
         <w:tc>
           <w:tcPr>
-            <w:tcW w:type="dxa" w:w="2257"/>
+            <w:tcW w:type="dxa" w:w="3740"/>
             <w:vAlign w:val="center"/>
             <w:shd w:fill="FFFFFF"/>
             <w:tcMar>
-              <w:top w:w="80" w:type="dxa"/>
-              <w:bottom w:w="80" w:type="dxa"/>
-              <w:left w:w="100" w:type="dxa"/>
-              <w:right w:w="100" w:type="dxa"/>
+              <w:top w:w="70" w:type="dxa"/>
+              <w:bottom w:w="70" w:type="dxa"/>
+              <w:left w:w="90" w:type="dxa"/>
+              <w:right w:w="90" w:type="dxa"/>
             </w:tcMar>
           </w:tcPr>
           <w:p>
@@ -4174,14 +4222,14 @@
         </w:tc>
         <w:tc>
           <w:tcPr>
-            <w:tcW w:type="dxa" w:w="2257"/>
+            <w:tcW w:type="dxa" w:w="3740"/>
             <w:vAlign w:val="center"/>
             <w:shd w:fill="FFFFFF"/>
             <w:tcMar>
-              <w:top w:w="80" w:type="dxa"/>
-              <w:bottom w:w="80" w:type="dxa"/>
-              <w:left w:w="100" w:type="dxa"/>
-              <w:right w:w="100" w:type="dxa"/>
+              <w:top w:w="70" w:type="dxa"/>
+              <w:bottom w:w="70" w:type="dxa"/>
+              <w:left w:w="90" w:type="dxa"/>
+              <w:right w:w="90" w:type="dxa"/>
             </w:tcMar>
           </w:tcPr>
           <w:p>
@@ -4201,14 +4249,14 @@
         </w:tc>
         <w:tc>
           <w:tcPr>
-            <w:tcW w:type="dxa" w:w="2257"/>
+            <w:tcW w:type="dxa" w:w="3740"/>
             <w:vAlign w:val="center"/>
             <w:shd w:fill="FFFFFF"/>
             <w:tcMar>
-              <w:top w:w="80" w:type="dxa"/>
-              <w:bottom w:w="80" w:type="dxa"/>
-              <w:left w:w="100" w:type="dxa"/>
-              <w:right w:w="100" w:type="dxa"/>
+              <w:top w:w="70" w:type="dxa"/>
+              <w:bottom w:w="70" w:type="dxa"/>
+              <w:left w:w="90" w:type="dxa"/>
+              <w:right w:w="90" w:type="dxa"/>
             </w:tcMar>
           </w:tcPr>
           <w:p>
@@ -4228,14 +4276,14 @@
         </w:tc>
         <w:tc>
           <w:tcPr>
-            <w:tcW w:type="dxa" w:w="2257"/>
+            <w:tcW w:type="dxa" w:w="3740"/>
             <w:vAlign w:val="center"/>
             <w:shd w:fill="FFFFFF"/>
             <w:tcMar>
-              <w:top w:w="80" w:type="dxa"/>
-              <w:bottom w:w="80" w:type="dxa"/>
-              <w:left w:w="100" w:type="dxa"/>
-              <w:right w:w="100" w:type="dxa"/>
+              <w:top w:w="70" w:type="dxa"/>
+              <w:bottom w:w="70" w:type="dxa"/>
+              <w:left w:w="90" w:type="dxa"/>
+              <w:right w:w="90" w:type="dxa"/>
             </w:tcMar>
           </w:tcPr>
           <w:p>
@@ -4260,14 +4308,14 @@
         </w:trPr>
         <w:tc>
           <w:tcPr>
-            <w:tcW w:type="dxa" w:w="2257"/>
+            <w:tcW w:type="dxa" w:w="3740"/>
             <w:vAlign w:val="center"/>
             <w:shd w:fill="F2F5F9"/>
             <w:tcMar>
-              <w:top w:w="80" w:type="dxa"/>
-              <w:bottom w:w="80" w:type="dxa"/>
-              <w:left w:w="100" w:type="dxa"/>
-              <w:right w:w="100" w:type="dxa"/>
+              <w:top w:w="70" w:type="dxa"/>
+              <w:bottom w:w="70" w:type="dxa"/>
+              <w:left w:w="90" w:type="dxa"/>
+              <w:right w:w="90" w:type="dxa"/>
             </w:tcMar>
           </w:tcPr>
           <w:p>
@@ -4287,14 +4335,14 @@
         </w:tc>
         <w:tc>
           <w:tcPr>
-            <w:tcW w:type="dxa" w:w="2257"/>
+            <w:tcW w:type="dxa" w:w="3740"/>
             <w:vAlign w:val="center"/>
             <w:shd w:fill="F2F5F9"/>
             <w:tcMar>
-              <w:top w:w="80" w:type="dxa"/>
-              <w:bottom w:w="80" w:type="dxa"/>
-              <w:left w:w="100" w:type="dxa"/>
-              <w:right w:w="100" w:type="dxa"/>
+              <w:top w:w="70" w:type="dxa"/>
+              <w:bottom w:w="70" w:type="dxa"/>
+              <w:left w:w="90" w:type="dxa"/>
+              <w:right w:w="90" w:type="dxa"/>
             </w:tcMar>
           </w:tcPr>
           <w:p>
@@ -4314,14 +4362,14 @@
         </w:tc>
         <w:tc>
           <w:tcPr>
-            <w:tcW w:type="dxa" w:w="2257"/>
+            <w:tcW w:type="dxa" w:w="3740"/>
             <w:vAlign w:val="center"/>
             <w:shd w:fill="F2F5F9"/>
             <w:tcMar>
-              <w:top w:w="80" w:type="dxa"/>
-              <w:bottom w:w="80" w:type="dxa"/>
-              <w:left w:w="100" w:type="dxa"/>
-              <w:right w:w="100" w:type="dxa"/>
+              <w:top w:w="70" w:type="dxa"/>
+              <w:bottom w:w="70" w:type="dxa"/>
+              <w:left w:w="90" w:type="dxa"/>
+              <w:right w:w="90" w:type="dxa"/>
             </w:tcMar>
           </w:tcPr>
           <w:p>
@@ -4341,14 +4389,14 @@
         </w:tc>
         <w:tc>
           <w:tcPr>
-            <w:tcW w:type="dxa" w:w="2257"/>
+            <w:tcW w:type="dxa" w:w="3740"/>
             <w:vAlign w:val="center"/>
             <w:shd w:fill="F2F5F9"/>
             <w:tcMar>
-              <w:top w:w="80" w:type="dxa"/>
-              <w:bottom w:w="80" w:type="dxa"/>
-              <w:left w:w="100" w:type="dxa"/>
-              <w:right w:w="100" w:type="dxa"/>
+              <w:top w:w="70" w:type="dxa"/>
+              <w:bottom w:w="70" w:type="dxa"/>
+              <w:left w:w="90" w:type="dxa"/>
+              <w:right w:w="90" w:type="dxa"/>
             </w:tcMar>
           </w:tcPr>
           <w:p>
@@ -4373,14 +4421,14 @@
         </w:trPr>
         <w:tc>
           <w:tcPr>
-            <w:tcW w:type="dxa" w:w="2257"/>
+            <w:tcW w:type="dxa" w:w="3740"/>
             <w:vAlign w:val="center"/>
             <w:shd w:fill="FFFFFF"/>
             <w:tcMar>
-              <w:top w:w="80" w:type="dxa"/>
-              <w:bottom w:w="80" w:type="dxa"/>
-              <w:left w:w="100" w:type="dxa"/>
-              <w:right w:w="100" w:type="dxa"/>
+              <w:top w:w="70" w:type="dxa"/>
+              <w:bottom w:w="70" w:type="dxa"/>
+              <w:left w:w="90" w:type="dxa"/>
+              <w:right w:w="90" w:type="dxa"/>
             </w:tcMar>
           </w:tcPr>
           <w:p>
@@ -4400,14 +4448,14 @@
         </w:tc>
         <w:tc>
           <w:tcPr>
-            <w:tcW w:type="dxa" w:w="2257"/>
+            <w:tcW w:type="dxa" w:w="3740"/>
             <w:vAlign w:val="center"/>
             <w:shd w:fill="FFFFFF"/>
             <w:tcMar>
-              <w:top w:w="80" w:type="dxa"/>
-              <w:bottom w:w="80" w:type="dxa"/>
-              <w:left w:w="100" w:type="dxa"/>
-              <w:right w:w="100" w:type="dxa"/>
+              <w:top w:w="70" w:type="dxa"/>
+              <w:bottom w:w="70" w:type="dxa"/>
+              <w:left w:w="90" w:type="dxa"/>
+              <w:right w:w="90" w:type="dxa"/>
             </w:tcMar>
           </w:tcPr>
           <w:p>
@@ -4427,14 +4475,14 @@
         </w:tc>
         <w:tc>
           <w:tcPr>
-            <w:tcW w:type="dxa" w:w="2257"/>
+            <w:tcW w:type="dxa" w:w="3740"/>
             <w:vAlign w:val="center"/>
             <w:shd w:fill="FFFFFF"/>
             <w:tcMar>
-              <w:top w:w="80" w:type="dxa"/>
-              <w:bottom w:w="80" w:type="dxa"/>
-              <w:left w:w="100" w:type="dxa"/>
-              <w:right w:w="100" w:type="dxa"/>
+              <w:top w:w="70" w:type="dxa"/>
+              <w:bottom w:w="70" w:type="dxa"/>
+              <w:left w:w="90" w:type="dxa"/>
+              <w:right w:w="90" w:type="dxa"/>
             </w:tcMar>
           </w:tcPr>
           <w:p>
@@ -4454,14 +4502,14 @@
         </w:tc>
         <w:tc>
           <w:tcPr>
-            <w:tcW w:type="dxa" w:w="2257"/>
+            <w:tcW w:type="dxa" w:w="3740"/>
             <w:vAlign w:val="center"/>
             <w:shd w:fill="FFFFFF"/>
             <w:tcMar>
-              <w:top w:w="80" w:type="dxa"/>
-              <w:bottom w:w="80" w:type="dxa"/>
-              <w:left w:w="100" w:type="dxa"/>
-              <w:right w:w="100" w:type="dxa"/>
+              <w:top w:w="70" w:type="dxa"/>
+              <w:bottom w:w="70" w:type="dxa"/>
+              <w:left w:w="90" w:type="dxa"/>
+              <w:right w:w="90" w:type="dxa"/>
             </w:tcMar>
           </w:tcPr>
           <w:p>
@@ -4483,7 +4531,7 @@
     </w:tbl>
     <w:p>
       <w:pPr>
-        <w:spacing w:after="120"/>
+        <w:spacing w:after="100"/>
       </w:pPr>
     </w:p>
     <w:p>
@@ -4517,10 +4565,10 @@
         </w:tblBorders>
       </w:tblPr>
       <w:tblGrid>
-        <w:gridCol w:w="2257"/>
-        <w:gridCol w:w="2257"/>
-        <w:gridCol w:w="2257"/>
-        <w:gridCol w:w="2257"/>
+        <w:gridCol w:w="3740"/>
+        <w:gridCol w:w="3740"/>
+        <w:gridCol w:w="3740"/>
+        <w:gridCol w:w="3740"/>
       </w:tblGrid>
       <w:tr>
         <w:trPr>
@@ -4530,7 +4578,7 @@
         </w:trPr>
         <w:tc>
           <w:tcPr>
-            <w:tcW w:type="dxa" w:w="2257"/>
+            <w:tcW w:type="dxa" w:w="3740"/>
             <w:vAlign w:val="center"/>
             <w:shd w:fill="1F3864"/>
             <w:tcMar>
@@ -4558,7 +4606,7 @@
         </w:tc>
         <w:tc>
           <w:tcPr>
-            <w:tcW w:type="dxa" w:w="2257"/>
+            <w:tcW w:type="dxa" w:w="3740"/>
             <w:vAlign w:val="center"/>
             <w:shd w:fill="1F3864"/>
             <w:tcMar>
@@ -4586,7 +4634,7 @@
         </w:tc>
         <w:tc>
           <w:tcPr>
-            <w:tcW w:type="dxa" w:w="2257"/>
+            <w:tcW w:type="dxa" w:w="3740"/>
             <w:vAlign w:val="center"/>
             <w:shd w:fill="1F3864"/>
             <w:tcMar>
@@ -4614,7 +4662,7 @@
         </w:tc>
         <w:tc>
           <w:tcPr>
-            <w:tcW w:type="dxa" w:w="2257"/>
+            <w:tcW w:type="dxa" w:w="3740"/>
             <w:vAlign w:val="center"/>
             <w:shd w:fill="1F3864"/>
             <w:tcMar>
@@ -4647,14 +4695,14 @@
         </w:trPr>
         <w:tc>
           <w:tcPr>
-            <w:tcW w:type="dxa" w:w="2257"/>
+            <w:tcW w:type="dxa" w:w="3740"/>
             <w:vAlign w:val="center"/>
             <w:shd w:fill="FFFFFF"/>
             <w:tcMar>
-              <w:top w:w="80" w:type="dxa"/>
-              <w:bottom w:w="80" w:type="dxa"/>
-              <w:left w:w="100" w:type="dxa"/>
-              <w:right w:w="100" w:type="dxa"/>
+              <w:top w:w="70" w:type="dxa"/>
+              <w:bottom w:w="70" w:type="dxa"/>
+              <w:left w:w="90" w:type="dxa"/>
+              <w:right w:w="90" w:type="dxa"/>
             </w:tcMar>
           </w:tcPr>
           <w:p>
@@ -4674,14 +4722,14 @@
         </w:tc>
         <w:tc>
           <w:tcPr>
-            <w:tcW w:type="dxa" w:w="2257"/>
+            <w:tcW w:type="dxa" w:w="3740"/>
             <w:vAlign w:val="center"/>
             <w:shd w:fill="FFFFFF"/>
             <w:tcMar>
-              <w:top w:w="80" w:type="dxa"/>
-              <w:bottom w:w="80" w:type="dxa"/>
-              <w:left w:w="100" w:type="dxa"/>
-              <w:right w:w="100" w:type="dxa"/>
+              <w:top w:w="70" w:type="dxa"/>
+              <w:bottom w:w="70" w:type="dxa"/>
+              <w:left w:w="90" w:type="dxa"/>
+              <w:right w:w="90" w:type="dxa"/>
             </w:tcMar>
           </w:tcPr>
           <w:p>
@@ -4701,14 +4749,14 @@
         </w:tc>
         <w:tc>
           <w:tcPr>
-            <w:tcW w:type="dxa" w:w="2257"/>
+            <w:tcW w:type="dxa" w:w="3740"/>
             <w:vAlign w:val="center"/>
             <w:shd w:fill="FFFFFF"/>
             <w:tcMar>
-              <w:top w:w="80" w:type="dxa"/>
-              <w:bottom w:w="80" w:type="dxa"/>
-              <w:left w:w="100" w:type="dxa"/>
-              <w:right w:w="100" w:type="dxa"/>
+              <w:top w:w="70" w:type="dxa"/>
+              <w:bottom w:w="70" w:type="dxa"/>
+              <w:left w:w="90" w:type="dxa"/>
+              <w:right w:w="90" w:type="dxa"/>
             </w:tcMar>
           </w:tcPr>
           <w:p>
@@ -4728,14 +4776,14 @@
         </w:tc>
         <w:tc>
           <w:tcPr>
-            <w:tcW w:type="dxa" w:w="2257"/>
+            <w:tcW w:type="dxa" w:w="3740"/>
             <w:vAlign w:val="center"/>
             <w:shd w:fill="FFFFFF"/>
             <w:tcMar>
-              <w:top w:w="80" w:type="dxa"/>
-              <w:bottom w:w="80" w:type="dxa"/>
-              <w:left w:w="100" w:type="dxa"/>
-              <w:right w:w="100" w:type="dxa"/>
+              <w:top w:w="70" w:type="dxa"/>
+              <w:bottom w:w="70" w:type="dxa"/>
+              <w:left w:w="90" w:type="dxa"/>
+              <w:right w:w="90" w:type="dxa"/>
             </w:tcMar>
           </w:tcPr>
           <w:p>
@@ -4760,14 +4808,14 @@
         </w:trPr>
         <w:tc>
           <w:tcPr>
-            <w:tcW w:type="dxa" w:w="2257"/>
+            <w:tcW w:type="dxa" w:w="3740"/>
             <w:vAlign w:val="center"/>
             <w:shd w:fill="F2F5F9"/>
             <w:tcMar>
-              <w:top w:w="80" w:type="dxa"/>
-              <w:bottom w:w="80" w:type="dxa"/>
-              <w:left w:w="100" w:type="dxa"/>
-              <w:right w:w="100" w:type="dxa"/>
+              <w:top w:w="70" w:type="dxa"/>
+              <w:bottom w:w="70" w:type="dxa"/>
+              <w:left w:w="90" w:type="dxa"/>
+              <w:right w:w="90" w:type="dxa"/>
             </w:tcMar>
           </w:tcPr>
           <w:p>
@@ -4787,14 +4835,14 @@
         </w:tc>
         <w:tc>
           <w:tcPr>
-            <w:tcW w:type="dxa" w:w="2257"/>
+            <w:tcW w:type="dxa" w:w="3740"/>
             <w:vAlign w:val="center"/>
             <w:shd w:fill="F2F5F9"/>
             <w:tcMar>
-              <w:top w:w="80" w:type="dxa"/>
-              <w:bottom w:w="80" w:type="dxa"/>
-              <w:left w:w="100" w:type="dxa"/>
-              <w:right w:w="100" w:type="dxa"/>
+              <w:top w:w="70" w:type="dxa"/>
+              <w:bottom w:w="70" w:type="dxa"/>
+              <w:left w:w="90" w:type="dxa"/>
+              <w:right w:w="90" w:type="dxa"/>
             </w:tcMar>
           </w:tcPr>
           <w:p>
@@ -4814,14 +4862,14 @@
         </w:tc>
         <w:tc>
           <w:tcPr>
-            <w:tcW w:type="dxa" w:w="2257"/>
+            <w:tcW w:type="dxa" w:w="3740"/>
             <w:vAlign w:val="center"/>
             <w:shd w:fill="F2F5F9"/>
             <w:tcMar>
-              <w:top w:w="80" w:type="dxa"/>
-              <w:bottom w:w="80" w:type="dxa"/>
-              <w:left w:w="100" w:type="dxa"/>
-              <w:right w:w="100" w:type="dxa"/>
+              <w:top w:w="70" w:type="dxa"/>
+              <w:bottom w:w="70" w:type="dxa"/>
+              <w:left w:w="90" w:type="dxa"/>
+              <w:right w:w="90" w:type="dxa"/>
             </w:tcMar>
           </w:tcPr>
           <w:p>
@@ -4841,14 +4889,14 @@
         </w:tc>
         <w:tc>
           <w:tcPr>
-            <w:tcW w:type="dxa" w:w="2257"/>
+            <w:tcW w:type="dxa" w:w="3740"/>
             <w:vAlign w:val="center"/>
             <w:shd w:fill="F2F5F9"/>
             <w:tcMar>
-              <w:top w:w="80" w:type="dxa"/>
-              <w:bottom w:w="80" w:type="dxa"/>
-              <w:left w:w="100" w:type="dxa"/>
-              <w:right w:w="100" w:type="dxa"/>
+              <w:top w:w="70" w:type="dxa"/>
+              <w:bottom w:w="70" w:type="dxa"/>
+              <w:left w:w="90" w:type="dxa"/>
+              <w:right w:w="90" w:type="dxa"/>
             </w:tcMar>
           </w:tcPr>
           <w:p>
@@ -4873,14 +4921,14 @@
         </w:trPr>
         <w:tc>
           <w:tcPr>
-            <w:tcW w:type="dxa" w:w="2257"/>
+            <w:tcW w:type="dxa" w:w="3740"/>
             <w:vAlign w:val="center"/>
             <w:shd w:fill="FFFFFF"/>
             <w:tcMar>
-              <w:top w:w="80" w:type="dxa"/>
-              <w:bottom w:w="80" w:type="dxa"/>
-              <w:left w:w="100" w:type="dxa"/>
-              <w:right w:w="100" w:type="dxa"/>
+              <w:top w:w="70" w:type="dxa"/>
+              <w:bottom w:w="70" w:type="dxa"/>
+              <w:left w:w="90" w:type="dxa"/>
+              <w:right w:w="90" w:type="dxa"/>
             </w:tcMar>
           </w:tcPr>
           <w:p>
@@ -4900,14 +4948,14 @@
         </w:tc>
         <w:tc>
           <w:tcPr>
-            <w:tcW w:type="dxa" w:w="2257"/>
+            <w:tcW w:type="dxa" w:w="3740"/>
             <w:vAlign w:val="center"/>
             <w:shd w:fill="FFFFFF"/>
             <w:tcMar>
-              <w:top w:w="80" w:type="dxa"/>
-              <w:bottom w:w="80" w:type="dxa"/>
-              <w:left w:w="100" w:type="dxa"/>
-              <w:right w:w="100" w:type="dxa"/>
+              <w:top w:w="70" w:type="dxa"/>
+              <w:bottom w:w="70" w:type="dxa"/>
+              <w:left w:w="90" w:type="dxa"/>
+              <w:right w:w="90" w:type="dxa"/>
             </w:tcMar>
           </w:tcPr>
           <w:p>
@@ -4927,14 +4975,14 @@
         </w:tc>
         <w:tc>
           <w:tcPr>
-            <w:tcW w:type="dxa" w:w="2257"/>
+            <w:tcW w:type="dxa" w:w="3740"/>
             <w:vAlign w:val="center"/>
             <w:shd w:fill="FFFFFF"/>
             <w:tcMar>
-              <w:top w:w="80" w:type="dxa"/>
-              <w:bottom w:w="80" w:type="dxa"/>
-              <w:left w:w="100" w:type="dxa"/>
-              <w:right w:w="100" w:type="dxa"/>
+              <w:top w:w="70" w:type="dxa"/>
+              <w:bottom w:w="70" w:type="dxa"/>
+              <w:left w:w="90" w:type="dxa"/>
+              <w:right w:w="90" w:type="dxa"/>
             </w:tcMar>
           </w:tcPr>
           <w:p>
@@ -4954,14 +5002,14 @@
         </w:tc>
         <w:tc>
           <w:tcPr>
-            <w:tcW w:type="dxa" w:w="2257"/>
+            <w:tcW w:type="dxa" w:w="3740"/>
             <w:vAlign w:val="center"/>
             <w:shd w:fill="FFFFFF"/>
             <w:tcMar>
-              <w:top w:w="80" w:type="dxa"/>
-              <w:bottom w:w="80" w:type="dxa"/>
-              <w:left w:w="100" w:type="dxa"/>
-              <w:right w:w="100" w:type="dxa"/>
+              <w:top w:w="70" w:type="dxa"/>
+              <w:bottom w:w="70" w:type="dxa"/>
+              <w:left w:w="90" w:type="dxa"/>
+              <w:right w:w="90" w:type="dxa"/>
             </w:tcMar>
           </w:tcPr>
           <w:p>
@@ -4986,14 +5034,14 @@
         </w:trPr>
         <w:tc>
           <w:tcPr>
-            <w:tcW w:type="dxa" w:w="2257"/>
+            <w:tcW w:type="dxa" w:w="3740"/>
             <w:vAlign w:val="center"/>
             <w:shd w:fill="F2F5F9"/>
             <w:tcMar>
-              <w:top w:w="80" w:type="dxa"/>
-              <w:bottom w:w="80" w:type="dxa"/>
-              <w:left w:w="100" w:type="dxa"/>
-              <w:right w:w="100" w:type="dxa"/>
+              <w:top w:w="70" w:type="dxa"/>
+              <w:bottom w:w="70" w:type="dxa"/>
+              <w:left w:w="90" w:type="dxa"/>
+              <w:right w:w="90" w:type="dxa"/>
             </w:tcMar>
           </w:tcPr>
           <w:p>
@@ -5013,14 +5061,14 @@
         </w:tc>
         <w:tc>
           <w:tcPr>
-            <w:tcW w:type="dxa" w:w="2257"/>
+            <w:tcW w:type="dxa" w:w="3740"/>
             <w:vAlign w:val="center"/>
             <w:shd w:fill="F2F5F9"/>
             <w:tcMar>
-              <w:top w:w="80" w:type="dxa"/>
-              <w:bottom w:w="80" w:type="dxa"/>
-              <w:left w:w="100" w:type="dxa"/>
-              <w:right w:w="100" w:type="dxa"/>
+              <w:top w:w="70" w:type="dxa"/>
+              <w:bottom w:w="70" w:type="dxa"/>
+              <w:left w:w="90" w:type="dxa"/>
+              <w:right w:w="90" w:type="dxa"/>
             </w:tcMar>
           </w:tcPr>
           <w:p>
@@ -5040,14 +5088,14 @@
         </w:tc>
         <w:tc>
           <w:tcPr>
-            <w:tcW w:type="dxa" w:w="2257"/>
+            <w:tcW w:type="dxa" w:w="3740"/>
             <w:vAlign w:val="center"/>
             <w:shd w:fill="F2F5F9"/>
             <w:tcMar>
-              <w:top w:w="80" w:type="dxa"/>
-              <w:bottom w:w="80" w:type="dxa"/>
-              <w:left w:w="100" w:type="dxa"/>
-              <w:right w:w="100" w:type="dxa"/>
+              <w:top w:w="70" w:type="dxa"/>
+              <w:bottom w:w="70" w:type="dxa"/>
+              <w:left w:w="90" w:type="dxa"/>
+              <w:right w:w="90" w:type="dxa"/>
             </w:tcMar>
           </w:tcPr>
           <w:p>
@@ -5067,14 +5115,14 @@
         </w:tc>
         <w:tc>
           <w:tcPr>
-            <w:tcW w:type="dxa" w:w="2257"/>
+            <w:tcW w:type="dxa" w:w="3740"/>
             <w:vAlign w:val="center"/>
             <w:shd w:fill="F2F5F9"/>
             <w:tcMar>
-              <w:top w:w="80" w:type="dxa"/>
-              <w:bottom w:w="80" w:type="dxa"/>
-              <w:left w:w="100" w:type="dxa"/>
-              <w:right w:w="100" w:type="dxa"/>
+              <w:top w:w="70" w:type="dxa"/>
+              <w:bottom w:w="70" w:type="dxa"/>
+              <w:left w:w="90" w:type="dxa"/>
+              <w:right w:w="90" w:type="dxa"/>
             </w:tcMar>
           </w:tcPr>
           <w:p>
@@ -5099,14 +5147,14 @@
         </w:trPr>
         <w:tc>
           <w:tcPr>
-            <w:tcW w:type="dxa" w:w="2257"/>
+            <w:tcW w:type="dxa" w:w="3740"/>
             <w:vAlign w:val="center"/>
             <w:shd w:fill="FFFFFF"/>
             <w:tcMar>
-              <w:top w:w="80" w:type="dxa"/>
-              <w:bottom w:w="80" w:type="dxa"/>
-              <w:left w:w="100" w:type="dxa"/>
-              <w:right w:w="100" w:type="dxa"/>
+              <w:top w:w="70" w:type="dxa"/>
+              <w:bottom w:w="70" w:type="dxa"/>
+              <w:left w:w="90" w:type="dxa"/>
+              <w:right w:w="90" w:type="dxa"/>
             </w:tcMar>
           </w:tcPr>
           <w:p>
@@ -5126,14 +5174,14 @@
         </w:tc>
         <w:tc>
           <w:tcPr>
-            <w:tcW w:type="dxa" w:w="2257"/>
+            <w:tcW w:type="dxa" w:w="3740"/>
             <w:vAlign w:val="center"/>
             <w:shd w:fill="FFFFFF"/>
             <w:tcMar>
-              <w:top w:w="80" w:type="dxa"/>
-              <w:bottom w:w="80" w:type="dxa"/>
-              <w:left w:w="100" w:type="dxa"/>
-              <w:right w:w="100" w:type="dxa"/>
+              <w:top w:w="70" w:type="dxa"/>
+              <w:bottom w:w="70" w:type="dxa"/>
+              <w:left w:w="90" w:type="dxa"/>
+              <w:right w:w="90" w:type="dxa"/>
             </w:tcMar>
           </w:tcPr>
           <w:p>
@@ -5153,14 +5201,14 @@
         </w:tc>
         <w:tc>
           <w:tcPr>
-            <w:tcW w:type="dxa" w:w="2257"/>
+            <w:tcW w:type="dxa" w:w="3740"/>
             <w:vAlign w:val="center"/>
             <w:shd w:fill="FFFFFF"/>
             <w:tcMar>
-              <w:top w:w="80" w:type="dxa"/>
-              <w:bottom w:w="80" w:type="dxa"/>
-              <w:left w:w="100" w:type="dxa"/>
-              <w:right w:w="100" w:type="dxa"/>
+              <w:top w:w="70" w:type="dxa"/>
+              <w:bottom w:w="70" w:type="dxa"/>
+              <w:left w:w="90" w:type="dxa"/>
+              <w:right w:w="90" w:type="dxa"/>
             </w:tcMar>
           </w:tcPr>
           <w:p>
@@ -5180,14 +5228,14 @@
         </w:tc>
         <w:tc>
           <w:tcPr>
-            <w:tcW w:type="dxa" w:w="2257"/>
+            <w:tcW w:type="dxa" w:w="3740"/>
             <w:vAlign w:val="center"/>
             <w:shd w:fill="FFFFFF"/>
             <w:tcMar>
-              <w:top w:w="80" w:type="dxa"/>
-              <w:bottom w:w="80" w:type="dxa"/>
-              <w:left w:w="100" w:type="dxa"/>
-              <w:right w:w="100" w:type="dxa"/>
+              <w:top w:w="70" w:type="dxa"/>
+              <w:bottom w:w="70" w:type="dxa"/>
+              <w:left w:w="90" w:type="dxa"/>
+              <w:right w:w="90" w:type="dxa"/>
             </w:tcMar>
           </w:tcPr>
           <w:p>
@@ -5212,14 +5260,14 @@
         </w:trPr>
         <w:tc>
           <w:tcPr>
-            <w:tcW w:type="dxa" w:w="2257"/>
+            <w:tcW w:type="dxa" w:w="3740"/>
             <w:vAlign w:val="center"/>
             <w:shd w:fill="F2F5F9"/>
             <w:tcMar>
-              <w:top w:w="80" w:type="dxa"/>
-              <w:bottom w:w="80" w:type="dxa"/>
-              <w:left w:w="100" w:type="dxa"/>
-              <w:right w:w="100" w:type="dxa"/>
+              <w:top w:w="70" w:type="dxa"/>
+              <w:bottom w:w="70" w:type="dxa"/>
+              <w:left w:w="90" w:type="dxa"/>
+              <w:right w:w="90" w:type="dxa"/>
             </w:tcMar>
           </w:tcPr>
           <w:p>
@@ -5239,14 +5287,14 @@
         </w:tc>
         <w:tc>
           <w:tcPr>
-            <w:tcW w:type="dxa" w:w="2257"/>
+            <w:tcW w:type="dxa" w:w="3740"/>
             <w:vAlign w:val="center"/>
             <w:shd w:fill="F2F5F9"/>
             <w:tcMar>
-              <w:top w:w="80" w:type="dxa"/>
-              <w:bottom w:w="80" w:type="dxa"/>
-              <w:left w:w="100" w:type="dxa"/>
-              <w:right w:w="100" w:type="dxa"/>
+              <w:top w:w="70" w:type="dxa"/>
+              <w:bottom w:w="70" w:type="dxa"/>
+              <w:left w:w="90" w:type="dxa"/>
+              <w:right w:w="90" w:type="dxa"/>
             </w:tcMar>
           </w:tcPr>
           <w:p>
@@ -5266,14 +5314,14 @@
         </w:tc>
         <w:tc>
           <w:tcPr>
-            <w:tcW w:type="dxa" w:w="2257"/>
+            <w:tcW w:type="dxa" w:w="3740"/>
             <w:vAlign w:val="center"/>
             <w:shd w:fill="F2F5F9"/>
             <w:tcMar>
-              <w:top w:w="80" w:type="dxa"/>
-              <w:bottom w:w="80" w:type="dxa"/>
-              <w:left w:w="100" w:type="dxa"/>
-              <w:right w:w="100" w:type="dxa"/>
+              <w:top w:w="70" w:type="dxa"/>
+              <w:bottom w:w="70" w:type="dxa"/>
+              <w:left w:w="90" w:type="dxa"/>
+              <w:right w:w="90" w:type="dxa"/>
             </w:tcMar>
           </w:tcPr>
           <w:p>
@@ -5293,14 +5341,14 @@
         </w:tc>
         <w:tc>
           <w:tcPr>
-            <w:tcW w:type="dxa" w:w="2257"/>
+            <w:tcW w:type="dxa" w:w="3740"/>
             <w:vAlign w:val="center"/>
             <w:shd w:fill="F2F5F9"/>
             <w:tcMar>
-              <w:top w:w="80" w:type="dxa"/>
-              <w:bottom w:w="80" w:type="dxa"/>
-              <w:left w:w="100" w:type="dxa"/>
-              <w:right w:w="100" w:type="dxa"/>
+              <w:top w:w="70" w:type="dxa"/>
+              <w:bottom w:w="70" w:type="dxa"/>
+              <w:left w:w="90" w:type="dxa"/>
+              <w:right w:w="90" w:type="dxa"/>
             </w:tcMar>
           </w:tcPr>
           <w:p>
@@ -5325,14 +5373,14 @@
         </w:trPr>
         <w:tc>
           <w:tcPr>
-            <w:tcW w:type="dxa" w:w="2257"/>
+            <w:tcW w:type="dxa" w:w="3740"/>
             <w:vAlign w:val="center"/>
             <w:shd w:fill="FFFFFF"/>
             <w:tcMar>
-              <w:top w:w="80" w:type="dxa"/>
-              <w:bottom w:w="80" w:type="dxa"/>
-              <w:left w:w="100" w:type="dxa"/>
-              <w:right w:w="100" w:type="dxa"/>
+              <w:top w:w="70" w:type="dxa"/>
+              <w:bottom w:w="70" w:type="dxa"/>
+              <w:left w:w="90" w:type="dxa"/>
+              <w:right w:w="90" w:type="dxa"/>
             </w:tcMar>
           </w:tcPr>
           <w:p>
@@ -5352,14 +5400,14 @@
         </w:tc>
         <w:tc>
           <w:tcPr>
-            <w:tcW w:type="dxa" w:w="2257"/>
+            <w:tcW w:type="dxa" w:w="3740"/>
             <w:vAlign w:val="center"/>
             <w:shd w:fill="FFFFFF"/>
             <w:tcMar>
-              <w:top w:w="80" w:type="dxa"/>
-              <w:bottom w:w="80" w:type="dxa"/>
-              <w:left w:w="100" w:type="dxa"/>
-              <w:right w:w="100" w:type="dxa"/>
+              <w:top w:w="70" w:type="dxa"/>
+              <w:bottom w:w="70" w:type="dxa"/>
+              <w:left w:w="90" w:type="dxa"/>
+              <w:right w:w="90" w:type="dxa"/>
             </w:tcMar>
           </w:tcPr>
           <w:p>
@@ -5379,14 +5427,14 @@
         </w:tc>
         <w:tc>
           <w:tcPr>
-            <w:tcW w:type="dxa" w:w="2257"/>
+            <w:tcW w:type="dxa" w:w="3740"/>
             <w:vAlign w:val="center"/>
             <w:shd w:fill="FFFFFF"/>
             <w:tcMar>
-              <w:top w:w="80" w:type="dxa"/>
-              <w:bottom w:w="80" w:type="dxa"/>
-              <w:left w:w="100" w:type="dxa"/>
-              <w:right w:w="100" w:type="dxa"/>
+              <w:top w:w="70" w:type="dxa"/>
+              <w:bottom w:w="70" w:type="dxa"/>
+              <w:left w:w="90" w:type="dxa"/>
+              <w:right w:w="90" w:type="dxa"/>
             </w:tcMar>
           </w:tcPr>
           <w:p>
@@ -5406,14 +5454,14 @@
         </w:tc>
         <w:tc>
           <w:tcPr>
-            <w:tcW w:type="dxa" w:w="2257"/>
+            <w:tcW w:type="dxa" w:w="3740"/>
             <w:vAlign w:val="center"/>
             <w:shd w:fill="FFFFFF"/>
             <w:tcMar>
-              <w:top w:w="80" w:type="dxa"/>
-              <w:bottom w:w="80" w:type="dxa"/>
-              <w:left w:w="100" w:type="dxa"/>
-              <w:right w:w="100" w:type="dxa"/>
+              <w:top w:w="70" w:type="dxa"/>
+              <w:bottom w:w="70" w:type="dxa"/>
+              <w:left w:w="90" w:type="dxa"/>
+              <w:right w:w="90" w:type="dxa"/>
             </w:tcMar>
           </w:tcPr>
           <w:p>
@@ -5435,7 +5483,7 @@
     </w:tbl>
     <w:p>
       <w:pPr>
-        <w:spacing w:after="120"/>
+        <w:spacing w:after="100"/>
       </w:pPr>
     </w:p>
     <w:p>
@@ -5469,10 +5517,10 @@
         </w:tblBorders>
       </w:tblPr>
       <w:tblGrid>
-        <w:gridCol w:w="2257"/>
-        <w:gridCol w:w="2257"/>
-        <w:gridCol w:w="2257"/>
-        <w:gridCol w:w="2257"/>
+        <w:gridCol w:w="3740"/>
+        <w:gridCol w:w="3740"/>
+        <w:gridCol w:w="3740"/>
+        <w:gridCol w:w="3740"/>
       </w:tblGrid>
       <w:tr>
         <w:trPr>
@@ -5482,7 +5530,7 @@
         </w:trPr>
         <w:tc>
           <w:tcPr>
-            <w:tcW w:type="dxa" w:w="2257"/>
+            <w:tcW w:type="dxa" w:w="3740"/>
             <w:vAlign w:val="center"/>
             <w:shd w:fill="1F3864"/>
             <w:tcMar>
@@ -5510,7 +5558,7 @@
         </w:tc>
         <w:tc>
           <w:tcPr>
-            <w:tcW w:type="dxa" w:w="2257"/>
+            <w:tcW w:type="dxa" w:w="3740"/>
             <w:vAlign w:val="center"/>
             <w:shd w:fill="1F3864"/>
             <w:tcMar>
@@ -5538,7 +5586,7 @@
         </w:tc>
         <w:tc>
           <w:tcPr>
-            <w:tcW w:type="dxa" w:w="2257"/>
+            <w:tcW w:type="dxa" w:w="3740"/>
             <w:vAlign w:val="center"/>
             <w:shd w:fill="1F3864"/>
             <w:tcMar>
@@ -5566,7 +5614,7 @@
         </w:tc>
         <w:tc>
           <w:tcPr>
-            <w:tcW w:type="dxa" w:w="2257"/>
+            <w:tcW w:type="dxa" w:w="3740"/>
             <w:vAlign w:val="center"/>
             <w:shd w:fill="1F3864"/>
             <w:tcMar>
@@ -5599,14 +5647,14 @@
         </w:trPr>
         <w:tc>
           <w:tcPr>
-            <w:tcW w:type="dxa" w:w="2257"/>
+            <w:tcW w:type="dxa" w:w="3740"/>
             <w:vAlign w:val="center"/>
             <w:shd w:fill="FFFFFF"/>
             <w:tcMar>
-              <w:top w:w="80" w:type="dxa"/>
-              <w:bottom w:w="80" w:type="dxa"/>
-              <w:left w:w="100" w:type="dxa"/>
-              <w:right w:w="100" w:type="dxa"/>
+              <w:top w:w="70" w:type="dxa"/>
+              <w:bottom w:w="70" w:type="dxa"/>
+              <w:left w:w="90" w:type="dxa"/>
+              <w:right w:w="90" w:type="dxa"/>
             </w:tcMar>
           </w:tcPr>
           <w:p>
@@ -5626,14 +5674,14 @@
         </w:tc>
         <w:tc>
           <w:tcPr>
-            <w:tcW w:type="dxa" w:w="2257"/>
+            <w:tcW w:type="dxa" w:w="3740"/>
             <w:vAlign w:val="center"/>
             <w:shd w:fill="FFFFFF"/>
             <w:tcMar>
-              <w:top w:w="80" w:type="dxa"/>
-              <w:bottom w:w="80" w:type="dxa"/>
-              <w:left w:w="100" w:type="dxa"/>
-              <w:right w:w="100" w:type="dxa"/>
+              <w:top w:w="70" w:type="dxa"/>
+              <w:bottom w:w="70" w:type="dxa"/>
+              <w:left w:w="90" w:type="dxa"/>
+              <w:right w:w="90" w:type="dxa"/>
             </w:tcMar>
           </w:tcPr>
           <w:p>
@@ -5653,14 +5701,14 @@
         </w:tc>
         <w:tc>
           <w:tcPr>
-            <w:tcW w:type="dxa" w:w="2257"/>
+            <w:tcW w:type="dxa" w:w="3740"/>
             <w:vAlign w:val="center"/>
             <w:shd w:fill="FFFFFF"/>
             <w:tcMar>
-              <w:top w:w="80" w:type="dxa"/>
-              <w:bottom w:w="80" w:type="dxa"/>
-              <w:left w:w="100" w:type="dxa"/>
-              <w:right w:w="100" w:type="dxa"/>
+              <w:top w:w="70" w:type="dxa"/>
+              <w:bottom w:w="70" w:type="dxa"/>
+              <w:left w:w="90" w:type="dxa"/>
+              <w:right w:w="90" w:type="dxa"/>
             </w:tcMar>
           </w:tcPr>
           <w:p>
@@ -5680,14 +5728,14 @@
         </w:tc>
         <w:tc>
           <w:tcPr>
-            <w:tcW w:type="dxa" w:w="2257"/>
+            <w:tcW w:type="dxa" w:w="3740"/>
             <w:vAlign w:val="center"/>
             <w:shd w:fill="FFFFFF"/>
             <w:tcMar>
-              <w:top w:w="80" w:type="dxa"/>
-              <w:bottom w:w="80" w:type="dxa"/>
-              <w:left w:w="100" w:type="dxa"/>
-              <w:right w:w="100" w:type="dxa"/>
+              <w:top w:w="70" w:type="dxa"/>
+              <w:bottom w:w="70" w:type="dxa"/>
+              <w:left w:w="90" w:type="dxa"/>
+              <w:right w:w="90" w:type="dxa"/>
             </w:tcMar>
           </w:tcPr>
           <w:p>
@@ -5712,14 +5760,14 @@
         </w:trPr>
         <w:tc>
           <w:tcPr>
-            <w:tcW w:type="dxa" w:w="2257"/>
+            <w:tcW w:type="dxa" w:w="3740"/>
             <w:vAlign w:val="center"/>
             <w:shd w:fill="F2F5F9"/>
             <w:tcMar>
-              <w:top w:w="80" w:type="dxa"/>
-              <w:bottom w:w="80" w:type="dxa"/>
-              <w:left w:w="100" w:type="dxa"/>
-              <w:right w:w="100" w:type="dxa"/>
+              <w:top w:w="70" w:type="dxa"/>
+              <w:bottom w:w="70" w:type="dxa"/>
+              <w:left w:w="90" w:type="dxa"/>
+              <w:right w:w="90" w:type="dxa"/>
             </w:tcMar>
           </w:tcPr>
           <w:p>
@@ -5739,14 +5787,14 @@
         </w:tc>
         <w:tc>
           <w:tcPr>
-            <w:tcW w:type="dxa" w:w="2257"/>
+            <w:tcW w:type="dxa" w:w="3740"/>
             <w:vAlign w:val="center"/>
             <w:shd w:fill="F2F5F9"/>
             <w:tcMar>
-              <w:top w:w="80" w:type="dxa"/>
-              <w:bottom w:w="80" w:type="dxa"/>
-              <w:left w:w="100" w:type="dxa"/>
-              <w:right w:w="100" w:type="dxa"/>
+              <w:top w:w="70" w:type="dxa"/>
+              <w:bottom w:w="70" w:type="dxa"/>
+              <w:left w:w="90" w:type="dxa"/>
+              <w:right w:w="90" w:type="dxa"/>
             </w:tcMar>
           </w:tcPr>
           <w:p>
@@ -5766,14 +5814,14 @@
         </w:tc>
         <w:tc>
           <w:tcPr>
-            <w:tcW w:type="dxa" w:w="2257"/>
+            <w:tcW w:type="dxa" w:w="3740"/>
             <w:vAlign w:val="center"/>
             <w:shd w:fill="F2F5F9"/>
             <w:tcMar>
-              <w:top w:w="80" w:type="dxa"/>
-              <w:bottom w:w="80" w:type="dxa"/>
-              <w:left w:w="100" w:type="dxa"/>
-              <w:right w:w="100" w:type="dxa"/>
+              <w:top w:w="70" w:type="dxa"/>
+              <w:bottom w:w="70" w:type="dxa"/>
+              <w:left w:w="90" w:type="dxa"/>
+              <w:right w:w="90" w:type="dxa"/>
             </w:tcMar>
           </w:tcPr>
           <w:p>
@@ -5793,14 +5841,14 @@
         </w:tc>
         <w:tc>
           <w:tcPr>
-            <w:tcW w:type="dxa" w:w="2257"/>
+            <w:tcW w:type="dxa" w:w="3740"/>
             <w:vAlign w:val="center"/>
             <w:shd w:fill="F2F5F9"/>
             <w:tcMar>
-              <w:top w:w="80" w:type="dxa"/>
-              <w:bottom w:w="80" w:type="dxa"/>
-              <w:left w:w="100" w:type="dxa"/>
-              <w:right w:w="100" w:type="dxa"/>
+              <w:top w:w="70" w:type="dxa"/>
+              <w:bottom w:w="70" w:type="dxa"/>
+              <w:left w:w="90" w:type="dxa"/>
+              <w:right w:w="90" w:type="dxa"/>
             </w:tcMar>
           </w:tcPr>
           <w:p>
@@ -5825,14 +5873,14 @@
         </w:trPr>
         <w:tc>
           <w:tcPr>
-            <w:tcW w:type="dxa" w:w="2257"/>
+            <w:tcW w:type="dxa" w:w="3740"/>
             <w:vAlign w:val="center"/>
             <w:shd w:fill="FFFFFF"/>
             <w:tcMar>
-              <w:top w:w="80" w:type="dxa"/>
-              <w:bottom w:w="80" w:type="dxa"/>
-              <w:left w:w="100" w:type="dxa"/>
-              <w:right w:w="100" w:type="dxa"/>
+              <w:top w:w="70" w:type="dxa"/>
+              <w:bottom w:w="70" w:type="dxa"/>
+              <w:left w:w="90" w:type="dxa"/>
+              <w:right w:w="90" w:type="dxa"/>
             </w:tcMar>
           </w:tcPr>
           <w:p>
@@ -5852,14 +5900,14 @@
         </w:tc>
         <w:tc>
           <w:tcPr>
-            <w:tcW w:type="dxa" w:w="2257"/>
+            <w:tcW w:type="dxa" w:w="3740"/>
             <w:vAlign w:val="center"/>
             <w:shd w:fill="FFFFFF"/>
             <w:tcMar>
-              <w:top w:w="80" w:type="dxa"/>
-              <w:bottom w:w="80" w:type="dxa"/>
-              <w:left w:w="100" w:type="dxa"/>
-              <w:right w:w="100" w:type="dxa"/>
+              <w:top w:w="70" w:type="dxa"/>
+              <w:bottom w:w="70" w:type="dxa"/>
+              <w:left w:w="90" w:type="dxa"/>
+              <w:right w:w="90" w:type="dxa"/>
             </w:tcMar>
           </w:tcPr>
           <w:p>
@@ -5879,14 +5927,14 @@
         </w:tc>
         <w:tc>
           <w:tcPr>
-            <w:tcW w:type="dxa" w:w="2257"/>
+            <w:tcW w:type="dxa" w:w="3740"/>
             <w:vAlign w:val="center"/>
             <w:shd w:fill="FFFFFF"/>
             <w:tcMar>
-              <w:top w:w="80" w:type="dxa"/>
-              <w:bottom w:w="80" w:type="dxa"/>
-              <w:left w:w="100" w:type="dxa"/>
-              <w:right w:w="100" w:type="dxa"/>
+              <w:top w:w="70" w:type="dxa"/>
+              <w:bottom w:w="70" w:type="dxa"/>
+              <w:left w:w="90" w:type="dxa"/>
+              <w:right w:w="90" w:type="dxa"/>
             </w:tcMar>
           </w:tcPr>
           <w:p>
@@ -5906,14 +5954,14 @@
         </w:tc>
         <w:tc>
           <w:tcPr>
-            <w:tcW w:type="dxa" w:w="2257"/>
+            <w:tcW w:type="dxa" w:w="3740"/>
             <w:vAlign w:val="center"/>
             <w:shd w:fill="FFFFFF"/>
             <w:tcMar>
-              <w:top w:w="80" w:type="dxa"/>
-              <w:bottom w:w="80" w:type="dxa"/>
-              <w:left w:w="100" w:type="dxa"/>
-              <w:right w:w="100" w:type="dxa"/>
+              <w:top w:w="70" w:type="dxa"/>
+              <w:bottom w:w="70" w:type="dxa"/>
+              <w:left w:w="90" w:type="dxa"/>
+              <w:right w:w="90" w:type="dxa"/>
             </w:tcMar>
           </w:tcPr>
           <w:p>
@@ -5938,14 +5986,14 @@
         </w:trPr>
         <w:tc>
           <w:tcPr>
-            <w:tcW w:type="dxa" w:w="2257"/>
+            <w:tcW w:type="dxa" w:w="3740"/>
             <w:vAlign w:val="center"/>
             <w:shd w:fill="F2F5F9"/>
             <w:tcMar>
-              <w:top w:w="80" w:type="dxa"/>
-              <w:bottom w:w="80" w:type="dxa"/>
-              <w:left w:w="100" w:type="dxa"/>
-              <w:right w:w="100" w:type="dxa"/>
+              <w:top w:w="70" w:type="dxa"/>
+              <w:bottom w:w="70" w:type="dxa"/>
+              <w:left w:w="90" w:type="dxa"/>
+              <w:right w:w="90" w:type="dxa"/>
             </w:tcMar>
           </w:tcPr>
           <w:p>
@@ -5965,14 +6013,14 @@
         </w:tc>
         <w:tc>
           <w:tcPr>
-            <w:tcW w:type="dxa" w:w="2257"/>
+            <w:tcW w:type="dxa" w:w="3740"/>
             <w:vAlign w:val="center"/>
             <w:shd w:fill="F2F5F9"/>
             <w:tcMar>
-              <w:top w:w="80" w:type="dxa"/>
-              <w:bottom w:w="80" w:type="dxa"/>
-              <w:left w:w="100" w:type="dxa"/>
-              <w:right w:w="100" w:type="dxa"/>
+              <w:top w:w="70" w:type="dxa"/>
+              <w:bottom w:w="70" w:type="dxa"/>
+              <w:left w:w="90" w:type="dxa"/>
+              <w:right w:w="90" w:type="dxa"/>
             </w:tcMar>
           </w:tcPr>
           <w:p>
@@ -5992,14 +6040,14 @@
         </w:tc>
         <w:tc>
           <w:tcPr>
-            <w:tcW w:type="dxa" w:w="2257"/>
+            <w:tcW w:type="dxa" w:w="3740"/>
             <w:vAlign w:val="center"/>
             <w:shd w:fill="F2F5F9"/>
             <w:tcMar>
-              <w:top w:w="80" w:type="dxa"/>
-              <w:bottom w:w="80" w:type="dxa"/>
-              <w:left w:w="100" w:type="dxa"/>
-              <w:right w:w="100" w:type="dxa"/>
+              <w:top w:w="70" w:type="dxa"/>
+              <w:bottom w:w="70" w:type="dxa"/>
+              <w:left w:w="90" w:type="dxa"/>
+              <w:right w:w="90" w:type="dxa"/>
             </w:tcMar>
           </w:tcPr>
           <w:p>
@@ -6019,14 +6067,14 @@
         </w:tc>
         <w:tc>
           <w:tcPr>
-            <w:tcW w:type="dxa" w:w="2257"/>
+            <w:tcW w:type="dxa" w:w="3740"/>
             <w:vAlign w:val="center"/>
             <w:shd w:fill="F2F5F9"/>
             <w:tcMar>
-              <w:top w:w="80" w:type="dxa"/>
-              <w:bottom w:w="80" w:type="dxa"/>
-              <w:left w:w="100" w:type="dxa"/>
-              <w:right w:w="100" w:type="dxa"/>
+              <w:top w:w="70" w:type="dxa"/>
+              <w:bottom w:w="70" w:type="dxa"/>
+              <w:left w:w="90" w:type="dxa"/>
+              <w:right w:w="90" w:type="dxa"/>
             </w:tcMar>
           </w:tcPr>
           <w:p>
@@ -6051,14 +6099,14 @@
         </w:trPr>
         <w:tc>
           <w:tcPr>
-            <w:tcW w:type="dxa" w:w="2257"/>
+            <w:tcW w:type="dxa" w:w="3740"/>
             <w:vAlign w:val="center"/>
             <w:shd w:fill="FFFFFF"/>
             <w:tcMar>
-              <w:top w:w="80" w:type="dxa"/>
-              <w:bottom w:w="80" w:type="dxa"/>
-              <w:left w:w="100" w:type="dxa"/>
-              <w:right w:w="100" w:type="dxa"/>
+              <w:top w:w="70" w:type="dxa"/>
+              <w:bottom w:w="70" w:type="dxa"/>
+              <w:left w:w="90" w:type="dxa"/>
+              <w:right w:w="90" w:type="dxa"/>
             </w:tcMar>
           </w:tcPr>
           <w:p>
@@ -6078,14 +6126,14 @@
         </w:tc>
         <w:tc>
           <w:tcPr>
-            <w:tcW w:type="dxa" w:w="2257"/>
+            <w:tcW w:type="dxa" w:w="3740"/>
             <w:vAlign w:val="center"/>
             <w:shd w:fill="FFFFFF"/>
             <w:tcMar>
-              <w:top w:w="80" w:type="dxa"/>
-              <w:bottom w:w="80" w:type="dxa"/>
-              <w:left w:w="100" w:type="dxa"/>
-              <w:right w:w="100" w:type="dxa"/>
+              <w:top w:w="70" w:type="dxa"/>
+              <w:bottom w:w="70" w:type="dxa"/>
+              <w:left w:w="90" w:type="dxa"/>
+              <w:right w:w="90" w:type="dxa"/>
             </w:tcMar>
           </w:tcPr>
           <w:p>
@@ -6105,14 +6153,14 @@
         </w:tc>
         <w:tc>
           <w:tcPr>
-            <w:tcW w:type="dxa" w:w="2257"/>
+            <w:tcW w:type="dxa" w:w="3740"/>
             <w:vAlign w:val="center"/>
             <w:shd w:fill="FFFFFF"/>
             <w:tcMar>
-              <w:top w:w="80" w:type="dxa"/>
-              <w:bottom w:w="80" w:type="dxa"/>
-              <w:left w:w="100" w:type="dxa"/>
-              <w:right w:w="100" w:type="dxa"/>
+              <w:top w:w="70" w:type="dxa"/>
+              <w:bottom w:w="70" w:type="dxa"/>
+              <w:left w:w="90" w:type="dxa"/>
+              <w:right w:w="90" w:type="dxa"/>
             </w:tcMar>
           </w:tcPr>
           <w:p>
@@ -6132,14 +6180,14 @@
         </w:tc>
         <w:tc>
           <w:tcPr>
-            <w:tcW w:type="dxa" w:w="2257"/>
+            <w:tcW w:type="dxa" w:w="3740"/>
             <w:vAlign w:val="center"/>
             <w:shd w:fill="FFFFFF"/>
             <w:tcMar>
-              <w:top w:w="80" w:type="dxa"/>
-              <w:bottom w:w="80" w:type="dxa"/>
-              <w:left w:w="100" w:type="dxa"/>
-              <w:right w:w="100" w:type="dxa"/>
+              <w:top w:w="70" w:type="dxa"/>
+              <w:bottom w:w="70" w:type="dxa"/>
+              <w:left w:w="90" w:type="dxa"/>
+              <w:right w:w="90" w:type="dxa"/>
             </w:tcMar>
           </w:tcPr>
           <w:p>
@@ -6164,14 +6212,14 @@
         </w:trPr>
         <w:tc>
           <w:tcPr>
-            <w:tcW w:type="dxa" w:w="2257"/>
+            <w:tcW w:type="dxa" w:w="3740"/>
             <w:vAlign w:val="center"/>
             <w:shd w:fill="F2F5F9"/>
             <w:tcMar>
-              <w:top w:w="80" w:type="dxa"/>
-              <w:bottom w:w="80" w:type="dxa"/>
-              <w:left w:w="100" w:type="dxa"/>
-              <w:right w:w="100" w:type="dxa"/>
+              <w:top w:w="70" w:type="dxa"/>
+              <w:bottom w:w="70" w:type="dxa"/>
+              <w:left w:w="90" w:type="dxa"/>
+              <w:right w:w="90" w:type="dxa"/>
             </w:tcMar>
           </w:tcPr>
           <w:p>
@@ -6191,14 +6239,14 @@
         </w:tc>
         <w:tc>
           <w:tcPr>
-            <w:tcW w:type="dxa" w:w="2257"/>
+            <w:tcW w:type="dxa" w:w="3740"/>
             <w:vAlign w:val="center"/>
             <w:shd w:fill="F2F5F9"/>
             <w:tcMar>
-              <w:top w:w="80" w:type="dxa"/>
-              <w:bottom w:w="80" w:type="dxa"/>
-              <w:left w:w="100" w:type="dxa"/>
-              <w:right w:w="100" w:type="dxa"/>
+              <w:top w:w="70" w:type="dxa"/>
+              <w:bottom w:w="70" w:type="dxa"/>
+              <w:left w:w="90" w:type="dxa"/>
+              <w:right w:w="90" w:type="dxa"/>
             </w:tcMar>
           </w:tcPr>
           <w:p>
@@ -6218,14 +6266,14 @@
         </w:tc>
         <w:tc>
           <w:tcPr>
-            <w:tcW w:type="dxa" w:w="2257"/>
+            <w:tcW w:type="dxa" w:w="3740"/>
             <w:vAlign w:val="center"/>
             <w:shd w:fill="F2F5F9"/>
             <w:tcMar>
-              <w:top w:w="80" w:type="dxa"/>
-              <w:bottom w:w="80" w:type="dxa"/>
-              <w:left w:w="100" w:type="dxa"/>
-              <w:right w:w="100" w:type="dxa"/>
+              <w:top w:w="70" w:type="dxa"/>
+              <w:bottom w:w="70" w:type="dxa"/>
+              <w:left w:w="90" w:type="dxa"/>
+              <w:right w:w="90" w:type="dxa"/>
             </w:tcMar>
           </w:tcPr>
           <w:p>
@@ -6245,14 +6293,14 @@
         </w:tc>
         <w:tc>
           <w:tcPr>
-            <w:tcW w:type="dxa" w:w="2257"/>
+            <w:tcW w:type="dxa" w:w="3740"/>
             <w:vAlign w:val="center"/>
             <w:shd w:fill="F2F5F9"/>
             <w:tcMar>
-              <w:top w:w="80" w:type="dxa"/>
-              <w:bottom w:w="80" w:type="dxa"/>
-              <w:left w:w="100" w:type="dxa"/>
-              <w:right w:w="100" w:type="dxa"/>
+              <w:top w:w="70" w:type="dxa"/>
+              <w:bottom w:w="70" w:type="dxa"/>
+              <w:left w:w="90" w:type="dxa"/>
+              <w:right w:w="90" w:type="dxa"/>
             </w:tcMar>
           </w:tcPr>
           <w:p>
@@ -6277,14 +6325,14 @@
         </w:trPr>
         <w:tc>
           <w:tcPr>
-            <w:tcW w:type="dxa" w:w="2257"/>
+            <w:tcW w:type="dxa" w:w="3740"/>
             <w:vAlign w:val="center"/>
             <w:shd w:fill="FFFFFF"/>
             <w:tcMar>
-              <w:top w:w="80" w:type="dxa"/>
-              <w:bottom w:w="80" w:type="dxa"/>
-              <w:left w:w="100" w:type="dxa"/>
-              <w:right w:w="100" w:type="dxa"/>
+              <w:top w:w="70" w:type="dxa"/>
+              <w:bottom w:w="70" w:type="dxa"/>
+              <w:left w:w="90" w:type="dxa"/>
+              <w:right w:w="90" w:type="dxa"/>
             </w:tcMar>
           </w:tcPr>
           <w:p>
@@ -6304,14 +6352,14 @@
         </w:tc>
         <w:tc>
           <w:tcPr>
-            <w:tcW w:type="dxa" w:w="2257"/>
+            <w:tcW w:type="dxa" w:w="3740"/>
             <w:vAlign w:val="center"/>
             <w:shd w:fill="FFFFFF"/>
             <w:tcMar>
-              <w:top w:w="80" w:type="dxa"/>
-              <w:bottom w:w="80" w:type="dxa"/>
-              <w:left w:w="100" w:type="dxa"/>
-              <w:right w:w="100" w:type="dxa"/>
+              <w:top w:w="70" w:type="dxa"/>
+              <w:bottom w:w="70" w:type="dxa"/>
+              <w:left w:w="90" w:type="dxa"/>
+              <w:right w:w="90" w:type="dxa"/>
             </w:tcMar>
           </w:tcPr>
           <w:p>
@@ -6331,14 +6379,14 @@
         </w:tc>
         <w:tc>
           <w:tcPr>
-            <w:tcW w:type="dxa" w:w="2257"/>
+            <w:tcW w:type="dxa" w:w="3740"/>
             <w:vAlign w:val="center"/>
             <w:shd w:fill="FFFFFF"/>
             <w:tcMar>
-              <w:top w:w="80" w:type="dxa"/>
-              <w:bottom w:w="80" w:type="dxa"/>
-              <w:left w:w="100" w:type="dxa"/>
-              <w:right w:w="100" w:type="dxa"/>
+              <w:top w:w="70" w:type="dxa"/>
+              <w:bottom w:w="70" w:type="dxa"/>
+              <w:left w:w="90" w:type="dxa"/>
+              <w:right w:w="90" w:type="dxa"/>
             </w:tcMar>
           </w:tcPr>
           <w:p>
@@ -6358,14 +6406,14 @@
         </w:tc>
         <w:tc>
           <w:tcPr>
-            <w:tcW w:type="dxa" w:w="2257"/>
+            <w:tcW w:type="dxa" w:w="3740"/>
             <w:vAlign w:val="center"/>
             <w:shd w:fill="FFFFFF"/>
             <w:tcMar>
-              <w:top w:w="80" w:type="dxa"/>
-              <w:bottom w:w="80" w:type="dxa"/>
-              <w:left w:w="100" w:type="dxa"/>
-              <w:right w:w="100" w:type="dxa"/>
+              <w:top w:w="70" w:type="dxa"/>
+              <w:bottom w:w="70" w:type="dxa"/>
+              <w:left w:w="90" w:type="dxa"/>
+              <w:right w:w="90" w:type="dxa"/>
             </w:tcMar>
           </w:tcPr>
           <w:p>
@@ -6387,7 +6435,7 @@
     </w:tbl>
     <w:p>
       <w:pPr>
-        <w:spacing w:after="120"/>
+        <w:spacing w:after="100"/>
       </w:pPr>
     </w:p>
     <w:p>
@@ -6397,9 +6445,9 @@
       <w:r>
         <w:rPr>
           <w:color w:val="C8D2E1"/>
-          <w:sz w:val="16"/>
+          <w:sz w:val="14"/>
         </w:rPr>
-        <w:t>_________________________________________________________________________________</w:t>
+        <w:t>————————————————————————————————————————————————————————————————————————————————————————————————————————————————————————</w:t>
       </w:r>
     </w:p>
     <w:p>
@@ -6433,10 +6481,10 @@
         </w:tblBorders>
       </w:tblPr>
       <w:tblGrid>
-        <w:gridCol w:w="2257"/>
-        <w:gridCol w:w="2257"/>
-        <w:gridCol w:w="2257"/>
-        <w:gridCol w:w="2257"/>
+        <w:gridCol w:w="3740"/>
+        <w:gridCol w:w="3740"/>
+        <w:gridCol w:w="3740"/>
+        <w:gridCol w:w="3740"/>
       </w:tblGrid>
       <w:tr>
         <w:trPr>
@@ -6446,7 +6494,7 @@
         </w:trPr>
         <w:tc>
           <w:tcPr>
-            <w:tcW w:type="dxa" w:w="2257"/>
+            <w:tcW w:type="dxa" w:w="3740"/>
             <w:vAlign w:val="center"/>
             <w:shd w:fill="1F3864"/>
             <w:tcMar>
@@ -6474,7 +6522,7 @@
         </w:tc>
         <w:tc>
           <w:tcPr>
-            <w:tcW w:type="dxa" w:w="2257"/>
+            <w:tcW w:type="dxa" w:w="3740"/>
             <w:vAlign w:val="center"/>
             <w:shd w:fill="1F3864"/>
             <w:tcMar>
@@ -6502,7 +6550,7 @@
         </w:tc>
         <w:tc>
           <w:tcPr>
-            <w:tcW w:type="dxa" w:w="2257"/>
+            <w:tcW w:type="dxa" w:w="3740"/>
             <w:vAlign w:val="center"/>
             <w:shd w:fill="1F3864"/>
             <w:tcMar>
@@ -6530,7 +6578,7 @@
         </w:tc>
         <w:tc>
           <w:tcPr>
-            <w:tcW w:type="dxa" w:w="2257"/>
+            <w:tcW w:type="dxa" w:w="3740"/>
             <w:vAlign w:val="center"/>
             <w:shd w:fill="1F3864"/>
             <w:tcMar>
@@ -6563,14 +6611,14 @@
         </w:trPr>
         <w:tc>
           <w:tcPr>
-            <w:tcW w:type="dxa" w:w="2257"/>
+            <w:tcW w:type="dxa" w:w="3740"/>
             <w:vAlign w:val="center"/>
             <w:shd w:fill="FFFFFF"/>
             <w:tcMar>
-              <w:top w:w="80" w:type="dxa"/>
-              <w:bottom w:w="80" w:type="dxa"/>
-              <w:left w:w="100" w:type="dxa"/>
-              <w:right w:w="100" w:type="dxa"/>
+              <w:top w:w="70" w:type="dxa"/>
+              <w:bottom w:w="70" w:type="dxa"/>
+              <w:left w:w="90" w:type="dxa"/>
+              <w:right w:w="90" w:type="dxa"/>
             </w:tcMar>
           </w:tcPr>
           <w:p>
@@ -6591,14 +6639,14 @@
         </w:tc>
         <w:tc>
           <w:tcPr>
-            <w:tcW w:type="dxa" w:w="2257"/>
+            <w:tcW w:type="dxa" w:w="3740"/>
             <w:vAlign w:val="center"/>
             <w:shd w:fill="FFFFFF"/>
             <w:tcMar>
-              <w:top w:w="80" w:type="dxa"/>
-              <w:bottom w:w="80" w:type="dxa"/>
-              <w:left w:w="100" w:type="dxa"/>
-              <w:right w:w="100" w:type="dxa"/>
+              <w:top w:w="70" w:type="dxa"/>
+              <w:bottom w:w="70" w:type="dxa"/>
+              <w:left w:w="90" w:type="dxa"/>
+              <w:right w:w="90" w:type="dxa"/>
             </w:tcMar>
           </w:tcPr>
           <w:p>
@@ -6618,14 +6666,14 @@
         </w:tc>
         <w:tc>
           <w:tcPr>
-            <w:tcW w:type="dxa" w:w="2257"/>
+            <w:tcW w:type="dxa" w:w="3740"/>
             <w:vAlign w:val="center"/>
             <w:shd w:fill="FFFFFF"/>
             <w:tcMar>
-              <w:top w:w="80" w:type="dxa"/>
-              <w:bottom w:w="80" w:type="dxa"/>
-              <w:left w:w="100" w:type="dxa"/>
-              <w:right w:w="100" w:type="dxa"/>
+              <w:top w:w="70" w:type="dxa"/>
+              <w:bottom w:w="70" w:type="dxa"/>
+              <w:left w:w="90" w:type="dxa"/>
+              <w:right w:w="90" w:type="dxa"/>
             </w:tcMar>
           </w:tcPr>
           <w:p>
@@ -6645,14 +6693,14 @@
         </w:tc>
         <w:tc>
           <w:tcPr>
-            <w:tcW w:type="dxa" w:w="2257"/>
+            <w:tcW w:type="dxa" w:w="3740"/>
             <w:vAlign w:val="center"/>
             <w:shd w:fill="FFFFFF"/>
             <w:tcMar>
-              <w:top w:w="80" w:type="dxa"/>
-              <w:bottom w:w="80" w:type="dxa"/>
-              <w:left w:w="100" w:type="dxa"/>
-              <w:right w:w="100" w:type="dxa"/>
+              <w:top w:w="70" w:type="dxa"/>
+              <w:bottom w:w="70" w:type="dxa"/>
+              <w:left w:w="90" w:type="dxa"/>
+              <w:right w:w="90" w:type="dxa"/>
             </w:tcMar>
           </w:tcPr>
           <w:p>
@@ -6677,14 +6725,14 @@
         </w:trPr>
         <w:tc>
           <w:tcPr>
-            <w:tcW w:type="dxa" w:w="2257"/>
+            <w:tcW w:type="dxa" w:w="3740"/>
             <w:vAlign w:val="center"/>
             <w:shd w:fill="F2F5F9"/>
             <w:tcMar>
-              <w:top w:w="80" w:type="dxa"/>
-              <w:bottom w:w="80" w:type="dxa"/>
-              <w:left w:w="100" w:type="dxa"/>
-              <w:right w:w="100" w:type="dxa"/>
+              <w:top w:w="70" w:type="dxa"/>
+              <w:bottom w:w="70" w:type="dxa"/>
+              <w:left w:w="90" w:type="dxa"/>
+              <w:right w:w="90" w:type="dxa"/>
             </w:tcMar>
           </w:tcPr>
           <w:p>
@@ -6705,14 +6753,14 @@
         </w:tc>
         <w:tc>
           <w:tcPr>
-            <w:tcW w:type="dxa" w:w="2257"/>
+            <w:tcW w:type="dxa" w:w="3740"/>
             <w:vAlign w:val="center"/>
             <w:shd w:fill="F2F5F9"/>
             <w:tcMar>
-              <w:top w:w="80" w:type="dxa"/>
-              <w:bottom w:w="80" w:type="dxa"/>
-              <w:left w:w="100" w:type="dxa"/>
-              <w:right w:w="100" w:type="dxa"/>
+              <w:top w:w="70" w:type="dxa"/>
+              <w:bottom w:w="70" w:type="dxa"/>
+              <w:left w:w="90" w:type="dxa"/>
+              <w:right w:w="90" w:type="dxa"/>
             </w:tcMar>
           </w:tcPr>
           <w:p>
@@ -6732,14 +6780,14 @@
         </w:tc>
         <w:tc>
           <w:tcPr>
-            <w:tcW w:type="dxa" w:w="2257"/>
+            <w:tcW w:type="dxa" w:w="3740"/>
             <w:vAlign w:val="center"/>
             <w:shd w:fill="F2F5F9"/>
             <w:tcMar>
-              <w:top w:w="80" w:type="dxa"/>
-              <w:bottom w:w="80" w:type="dxa"/>
-              <w:left w:w="100" w:type="dxa"/>
-              <w:right w:w="100" w:type="dxa"/>
+              <w:top w:w="70" w:type="dxa"/>
+              <w:bottom w:w="70" w:type="dxa"/>
+              <w:left w:w="90" w:type="dxa"/>
+              <w:right w:w="90" w:type="dxa"/>
             </w:tcMar>
           </w:tcPr>
           <w:p>
@@ -6759,14 +6807,14 @@
         </w:tc>
         <w:tc>
           <w:tcPr>
-            <w:tcW w:type="dxa" w:w="2257"/>
+            <w:tcW w:type="dxa" w:w="3740"/>
             <w:vAlign w:val="center"/>
             <w:shd w:fill="F2F5F9"/>
             <w:tcMar>
-              <w:top w:w="80" w:type="dxa"/>
-              <w:bottom w:w="80" w:type="dxa"/>
-              <w:left w:w="100" w:type="dxa"/>
-              <w:right w:w="100" w:type="dxa"/>
+              <w:top w:w="70" w:type="dxa"/>
+              <w:bottom w:w="70" w:type="dxa"/>
+              <w:left w:w="90" w:type="dxa"/>
+              <w:right w:w="90" w:type="dxa"/>
             </w:tcMar>
           </w:tcPr>
           <w:p>
@@ -6791,14 +6839,14 @@
         </w:trPr>
         <w:tc>
           <w:tcPr>
-            <w:tcW w:type="dxa" w:w="2257"/>
+            <w:tcW w:type="dxa" w:w="3740"/>
             <w:vAlign w:val="center"/>
             <w:shd w:fill="FFFFFF"/>
             <w:tcMar>
-              <w:top w:w="80" w:type="dxa"/>
-              <w:bottom w:w="80" w:type="dxa"/>
-              <w:left w:w="100" w:type="dxa"/>
-              <w:right w:w="100" w:type="dxa"/>
+              <w:top w:w="70" w:type="dxa"/>
+              <w:bottom w:w="70" w:type="dxa"/>
+              <w:left w:w="90" w:type="dxa"/>
+              <w:right w:w="90" w:type="dxa"/>
             </w:tcMar>
           </w:tcPr>
           <w:p>
@@ -6819,14 +6867,14 @@
         </w:tc>
         <w:tc>
           <w:tcPr>
-            <w:tcW w:type="dxa" w:w="2257"/>
+            <w:tcW w:type="dxa" w:w="3740"/>
             <w:vAlign w:val="center"/>
             <w:shd w:fill="FFFFFF"/>
             <w:tcMar>
-              <w:top w:w="80" w:type="dxa"/>
-              <w:bottom w:w="80" w:type="dxa"/>
-              <w:left w:w="100" w:type="dxa"/>
-              <w:right w:w="100" w:type="dxa"/>
+              <w:top w:w="70" w:type="dxa"/>
+              <w:bottom w:w="70" w:type="dxa"/>
+              <w:left w:w="90" w:type="dxa"/>
+              <w:right w:w="90" w:type="dxa"/>
             </w:tcMar>
           </w:tcPr>
           <w:p>
@@ -6846,14 +6894,14 @@
         </w:tc>
         <w:tc>
           <w:tcPr>
-            <w:tcW w:type="dxa" w:w="2257"/>
+            <w:tcW w:type="dxa" w:w="3740"/>
             <w:vAlign w:val="center"/>
             <w:shd w:fill="FFFFFF"/>
             <w:tcMar>
-              <w:top w:w="80" w:type="dxa"/>
-              <w:bottom w:w="80" w:type="dxa"/>
-              <w:left w:w="100" w:type="dxa"/>
-              <w:right w:w="100" w:type="dxa"/>
+              <w:top w:w="70" w:type="dxa"/>
+              <w:bottom w:w="70" w:type="dxa"/>
+              <w:left w:w="90" w:type="dxa"/>
+              <w:right w:w="90" w:type="dxa"/>
             </w:tcMar>
           </w:tcPr>
           <w:p>
@@ -6873,14 +6921,14 @@
         </w:tc>
         <w:tc>
           <w:tcPr>
-            <w:tcW w:type="dxa" w:w="2257"/>
+            <w:tcW w:type="dxa" w:w="3740"/>
             <w:vAlign w:val="center"/>
             <w:shd w:fill="FFFFFF"/>
             <w:tcMar>
-              <w:top w:w="80" w:type="dxa"/>
-              <w:bottom w:w="80" w:type="dxa"/>
-              <w:left w:w="100" w:type="dxa"/>
-              <w:right w:w="100" w:type="dxa"/>
+              <w:top w:w="70" w:type="dxa"/>
+              <w:bottom w:w="70" w:type="dxa"/>
+              <w:left w:w="90" w:type="dxa"/>
+              <w:right w:w="90" w:type="dxa"/>
             </w:tcMar>
           </w:tcPr>
           <w:p>
@@ -6902,7 +6950,7 @@
     </w:tbl>
     <w:p>
       <w:pPr>
-        <w:spacing w:after="120"/>
+        <w:spacing w:after="100"/>
       </w:pPr>
     </w:p>
     <w:p>
@@ -7019,9 +7067,9 @@
       <w:r>
         <w:rPr>
           <w:color w:val="C8D2E1"/>
-          <w:sz w:val="16"/>
+          <w:sz w:val="14"/>
         </w:rPr>
-        <w:t>_________________________________________________________________________________</w:t>
+        <w:t>————————————————————————————————————————————————————————————————————————————————————————————————————————————————————————</w:t>
       </w:r>
     </w:p>
     <w:p>
@@ -7115,9 +7163,9 @@
       <w:r>
         <w:rPr>
           <w:color w:val="C8D2E1"/>
-          <w:sz w:val="16"/>
+          <w:sz w:val="14"/>
         </w:rPr>
-        <w:t>_________________________________________________________________________________</w:t>
+        <w:t>————————————————————————————————————————————————————————————————————————————————————————————————————————————————————————</w:t>
       </w:r>
     </w:p>
     <w:p>
@@ -7135,13 +7183,53 @@
       </w:r>
     </w:p>
     <w:sectPr>
-      <w:pgSz w:w="11909" w:h="16834"/>
-      <w:pgMar w:top="1440" w:right="1440" w:bottom="1440" w:left="1440" w:header="720" w:footer="720" w:gutter="0"/>
+      <w:headerReference w:type="default" r:id="rId9"/>
+      <w:footerReference w:type="default" r:id="rId10"/>
+      <w:pgSz w:w="16834" w:h="11909" w:orient="landscape"/>
+      <w:pgMar w:top="936" w:right="936" w:bottom="936" w:left="936" w:header="720" w:footer="720" w:gutter="0"/>
       <w:cols w:space="720"/>
       <w:docGrid w:linePitch="360"/>
     </w:sectPr>
   </w:body>
 </w:document>
+</file>
+
+<file path=word/footer1.xml><?xml version="1.0" encoding="utf-8"?>
+<w:ftr xmlns:m="http://schemas.openxmlformats.org/officeDocument/2006/math" xmlns:mc="http://schemas.openxmlformats.org/markup-compatibility/2006" xmlns:mo="http://schemas.microsoft.com/office/mac/office/2008/main" xmlns:mv="urn:schemas-microsoft-com:mac:vml" xmlns:o="urn:schemas-microsoft-com:office:office" xmlns:r="http://schemas.openxmlformats.org/officeDocument/2006/relationships" xmlns:v="urn:schemas-microsoft-com:vml" xmlns:w10="urn:schemas-microsoft-com:office:word" xmlns:w14="http://schemas.microsoft.com/office/word/2010/wordml" xmlns:w="http://schemas.openxmlformats.org/wordprocessingml/2006/main" xmlns:wne="http://schemas.microsoft.com/office/word/2006/wordml" xmlns:wp14="http://schemas.microsoft.com/office/word/2010/wordprocessingDrawing" xmlns:wp="http://schemas.openxmlformats.org/drawingml/2006/wordprocessingDrawing" xmlns:wpc="http://schemas.microsoft.com/office/word/2010/wordprocessingCanvas" xmlns:wpg="http://schemas.microsoft.com/office/word/2010/wordprocessingGroup" xmlns:wpi="http://schemas.microsoft.com/office/word/2010/wordprocessingInk" xmlns:wps="http://schemas.microsoft.com/office/word/2010/wordprocessingShape" mc:Ignorable="w14 wp14">
+  <w:p>
+    <w:pPr>
+      <w:pStyle w:val="Footer"/>
+      <w:jc w:val="left"/>
+    </w:pPr>
+    <w:r>
+      <w:rPr>
+        <w:rFonts w:ascii="Calibri" w:hAnsi="Calibri"/>
+        <w:color w:val="646464"/>
+        <w:sz w:val="17"/>
+      </w:rPr>
+      <w:t>Buku Kurikulum KPT-OBE SISTEKIN 2026  |  FSTI Universitas Widyagama Malang</w:t>
+    </w:r>
+  </w:p>
+</w:ftr>
+</file>
+
+<file path=word/header1.xml><?xml version="1.0" encoding="utf-8"?>
+<w:hdr xmlns:m="http://schemas.openxmlformats.org/officeDocument/2006/math" xmlns:mc="http://schemas.openxmlformats.org/markup-compatibility/2006" xmlns:mo="http://schemas.microsoft.com/office/mac/office/2008/main" xmlns:mv="urn:schemas-microsoft-com:mac:vml" xmlns:o="urn:schemas-microsoft-com:office:office" xmlns:r="http://schemas.openxmlformats.org/officeDocument/2006/relationships" xmlns:v="urn:schemas-microsoft-com:vml" xmlns:w10="urn:schemas-microsoft-com:office:word" xmlns:w14="http://schemas.microsoft.com/office/word/2010/wordml" xmlns:w="http://schemas.openxmlformats.org/wordprocessingml/2006/main" xmlns:wne="http://schemas.microsoft.com/office/word/2006/wordml" xmlns:wp14="http://schemas.microsoft.com/office/word/2010/wordprocessingDrawing" xmlns:wp="http://schemas.openxmlformats.org/drawingml/2006/wordprocessingDrawing" xmlns:wpc="http://schemas.microsoft.com/office/word/2010/wordprocessingCanvas" xmlns:wpg="http://schemas.microsoft.com/office/word/2010/wordprocessingGroup" xmlns:wpi="http://schemas.microsoft.com/office/word/2010/wordprocessingInk" xmlns:wps="http://schemas.microsoft.com/office/word/2010/wordprocessingShape" mc:Ignorable="w14 wp14">
+  <w:p>
+    <w:pPr>
+      <w:pStyle w:val="Header"/>
+      <w:jc w:val="right"/>
+    </w:pPr>
+    <w:r>
+      <w:rPr>
+        <w:rFonts w:ascii="Calibri" w:hAnsi="Calibri"/>
+        <w:color w:val="646464"/>
+        <w:sz w:val="17"/>
+      </w:rPr>
+      <w:t>PROGRAM STUDI SISTEM DAN TEKNOLOGI INFORMASI (SISTEKIN) — FSTI UWG</w:t>
+    </w:r>
+  </w:p>
+</w:hdr>
 </file>
 
 <file path=word/numbering.xml><?xml version="1.0" encoding="utf-8"?>
